--- a/felhasználói dokumentáció.docx
+++ b/felhasználói dokumentáció.docx
@@ -79,7 +79,13 @@
     <w:sdt>
       <w:sdtPr>
         <w:rPr>
-          <w:rFonts w:ascii="Times New Roman" w:hAnsi="Times New Roman" w:cs="Times New Roman"/>
+          <w:rFonts w:ascii="Times New Roman" w:eastAsiaTheme="minorHAnsi" w:hAnsi="Times New Roman" w:cs="Times New Roman"/>
+          <w:color w:val="auto"/>
+          <w:kern w:val="2"/>
+          <w:sz w:val="22"/>
+          <w:szCs w:val="22"/>
+          <w:lang w:eastAsia="en-US"/>
+          <w14:ligatures w14:val="standardContextual"/>
         </w:rPr>
         <w:id w:val="1881900773"/>
         <w:docPartObj>
@@ -89,15 +95,8 @@
       </w:sdtPr>
       <w:sdtEndPr>
         <w:rPr>
-          <w:rFonts w:eastAsiaTheme="minorHAnsi"/>
           <w:b/>
           <w:bCs/>
-          <w:color w:val="auto"/>
-          <w:kern w:val="2"/>
-          <w:sz w:val="22"/>
-          <w:szCs w:val="22"/>
-          <w:lang w:eastAsia="en-US"/>
-          <w14:ligatures w14:val="standardContextual"/>
         </w:rPr>
       </w:sdtEndPr>
       <w:sdtContent>
@@ -126,9 +125,8 @@
             <w:tabs>
               <w:tab w:val="right" w:leader="dot" w:pos="9062"/>
             </w:tabs>
-            <w:spacing w:line="276" w:lineRule="auto"/>
             <w:rPr>
-              <w:rFonts w:ascii="Times New Roman" w:eastAsiaTheme="minorEastAsia" w:hAnsi="Times New Roman" w:cs="Times New Roman"/>
+              <w:rFonts w:eastAsiaTheme="minorEastAsia"/>
               <w:noProof/>
               <w:sz w:val="24"/>
               <w:szCs w:val="24"/>
@@ -153,7 +151,7 @@
             </w:rPr>
             <w:fldChar w:fldCharType="separate"/>
           </w:r>
-          <w:hyperlink w:anchor="_Toc224476379" w:history="1">
+          <w:hyperlink w:anchor="_Toc224664657" w:history="1">
             <w:r>
               <w:rPr>
                 <w:rStyle w:val="Hiperhivatkozs"/>
@@ -164,7 +162,6 @@
             </w:r>
             <w:r>
               <w:rPr>
-                <w:rFonts w:ascii="Times New Roman" w:hAnsi="Times New Roman" w:cs="Times New Roman"/>
                 <w:noProof/>
                 <w:webHidden/>
               </w:rPr>
@@ -172,7 +169,6 @@
             </w:r>
             <w:r>
               <w:rPr>
-                <w:rFonts w:ascii="Times New Roman" w:hAnsi="Times New Roman" w:cs="Times New Roman"/>
                 <w:noProof/>
                 <w:webHidden/>
               </w:rPr>
@@ -180,22 +176,19 @@
             </w:r>
             <w:r>
               <w:rPr>
-                <w:rFonts w:ascii="Times New Roman" w:hAnsi="Times New Roman" w:cs="Times New Roman"/>
-                <w:noProof/>
-                <w:webHidden/>
-              </w:rPr>
-              <w:instrText xml:space="preserve"> PAGEREF _Toc224476379 \h </w:instrText>
-            </w:r>
-            <w:r>
-              <w:rPr>
-                <w:rFonts w:ascii="Times New Roman" w:hAnsi="Times New Roman" w:cs="Times New Roman"/>
-                <w:noProof/>
-                <w:webHidden/>
-              </w:rPr>
-            </w:r>
-            <w:r>
-              <w:rPr>
-                <w:rFonts w:ascii="Times New Roman" w:hAnsi="Times New Roman" w:cs="Times New Roman"/>
+                <w:noProof/>
+                <w:webHidden/>
+              </w:rPr>
+              <w:instrText xml:space="preserve"> PAGEREF _Toc224664657 \h </w:instrText>
+            </w:r>
+            <w:r>
+              <w:rPr>
+                <w:noProof/>
+                <w:webHidden/>
+              </w:rPr>
+            </w:r>
+            <w:r>
+              <w:rPr>
                 <w:noProof/>
                 <w:webHidden/>
               </w:rPr>
@@ -203,7 +196,6 @@
             </w:r>
             <w:r>
               <w:rPr>
-                <w:rFonts w:ascii="Times New Roman" w:hAnsi="Times New Roman" w:cs="Times New Roman"/>
                 <w:noProof/>
                 <w:webHidden/>
               </w:rPr>
@@ -211,7 +203,6 @@
             </w:r>
             <w:r>
               <w:rPr>
-                <w:rFonts w:ascii="Times New Roman" w:hAnsi="Times New Roman" w:cs="Times New Roman"/>
                 <w:noProof/>
                 <w:webHidden/>
               </w:rPr>
@@ -225,16 +216,15 @@
             <w:tabs>
               <w:tab w:val="right" w:leader="dot" w:pos="9062"/>
             </w:tabs>
-            <w:spacing w:line="276" w:lineRule="auto"/>
             <w:rPr>
-              <w:rFonts w:ascii="Times New Roman" w:eastAsiaTheme="minorEastAsia" w:hAnsi="Times New Roman" w:cs="Times New Roman"/>
+              <w:rFonts w:eastAsiaTheme="minorEastAsia"/>
               <w:noProof/>
               <w:sz w:val="24"/>
               <w:szCs w:val="24"/>
               <w:lang w:eastAsia="hu-HU"/>
             </w:rPr>
           </w:pPr>
-          <w:hyperlink w:anchor="_Toc224476380" w:history="1">
+          <w:hyperlink w:anchor="_Toc224664658" w:history="1">
             <w:r>
               <w:rPr>
                 <w:rStyle w:val="Hiperhivatkozs"/>
@@ -245,7 +235,6 @@
             </w:r>
             <w:r>
               <w:rPr>
-                <w:rFonts w:ascii="Times New Roman" w:hAnsi="Times New Roman" w:cs="Times New Roman"/>
                 <w:noProof/>
                 <w:webHidden/>
               </w:rPr>
@@ -253,7 +242,6 @@
             </w:r>
             <w:r>
               <w:rPr>
-                <w:rFonts w:ascii="Times New Roman" w:hAnsi="Times New Roman" w:cs="Times New Roman"/>
                 <w:noProof/>
                 <w:webHidden/>
               </w:rPr>
@@ -261,22 +249,19 @@
             </w:r>
             <w:r>
               <w:rPr>
-                <w:rFonts w:ascii="Times New Roman" w:hAnsi="Times New Roman" w:cs="Times New Roman"/>
-                <w:noProof/>
-                <w:webHidden/>
-              </w:rPr>
-              <w:instrText xml:space="preserve"> PAGEREF _Toc224476380 \h </w:instrText>
-            </w:r>
-            <w:r>
-              <w:rPr>
-                <w:rFonts w:ascii="Times New Roman" w:hAnsi="Times New Roman" w:cs="Times New Roman"/>
-                <w:noProof/>
-                <w:webHidden/>
-              </w:rPr>
-            </w:r>
-            <w:r>
-              <w:rPr>
-                <w:rFonts w:ascii="Times New Roman" w:hAnsi="Times New Roman" w:cs="Times New Roman"/>
+                <w:noProof/>
+                <w:webHidden/>
+              </w:rPr>
+              <w:instrText xml:space="preserve"> PAGEREF _Toc224664658 \h </w:instrText>
+            </w:r>
+            <w:r>
+              <w:rPr>
+                <w:noProof/>
+                <w:webHidden/>
+              </w:rPr>
+            </w:r>
+            <w:r>
+              <w:rPr>
                 <w:noProof/>
                 <w:webHidden/>
               </w:rPr>
@@ -284,7 +269,6 @@
             </w:r>
             <w:r>
               <w:rPr>
-                <w:rFonts w:ascii="Times New Roman" w:hAnsi="Times New Roman" w:cs="Times New Roman"/>
                 <w:noProof/>
                 <w:webHidden/>
               </w:rPr>
@@ -292,7 +276,6 @@
             </w:r>
             <w:r>
               <w:rPr>
-                <w:rFonts w:ascii="Times New Roman" w:hAnsi="Times New Roman" w:cs="Times New Roman"/>
                 <w:noProof/>
                 <w:webHidden/>
               </w:rPr>
@@ -306,27 +289,25 @@
             <w:tabs>
               <w:tab w:val="right" w:leader="dot" w:pos="9062"/>
             </w:tabs>
-            <w:spacing w:line="276" w:lineRule="auto"/>
             <w:rPr>
-              <w:rFonts w:ascii="Times New Roman" w:eastAsiaTheme="minorEastAsia" w:hAnsi="Times New Roman" w:cs="Times New Roman"/>
+              <w:rFonts w:eastAsiaTheme="minorEastAsia"/>
               <w:noProof/>
               <w:sz w:val="24"/>
               <w:szCs w:val="24"/>
               <w:lang w:eastAsia="hu-HU"/>
             </w:rPr>
           </w:pPr>
-          <w:hyperlink w:anchor="_Toc224476381" w:history="1">
+          <w:hyperlink w:anchor="_Toc224664659" w:history="1">
             <w:r>
               <w:rPr>
                 <w:rStyle w:val="Hiperhivatkozs"/>
                 <w:rFonts w:ascii="Times New Roman" w:hAnsi="Times New Roman" w:cs="Times New Roman"/>
                 <w:noProof/>
               </w:rPr>
-              <w:t>2.1 szükséges szoftverek</w:t>
-            </w:r>
-            <w:r>
-              <w:rPr>
-                <w:rFonts w:ascii="Times New Roman" w:hAnsi="Times New Roman" w:cs="Times New Roman"/>
+              <w:t>2.1 Szükséges szoftverek</w:t>
+            </w:r>
+            <w:r>
+              <w:rPr>
                 <w:noProof/>
                 <w:webHidden/>
               </w:rPr>
@@ -334,7 +315,6 @@
             </w:r>
             <w:r>
               <w:rPr>
-                <w:rFonts w:ascii="Times New Roman" w:hAnsi="Times New Roman" w:cs="Times New Roman"/>
                 <w:noProof/>
                 <w:webHidden/>
               </w:rPr>
@@ -342,22 +322,19 @@
             </w:r>
             <w:r>
               <w:rPr>
-                <w:rFonts w:ascii="Times New Roman" w:hAnsi="Times New Roman" w:cs="Times New Roman"/>
-                <w:noProof/>
-                <w:webHidden/>
-              </w:rPr>
-              <w:instrText xml:space="preserve"> PAGEREF _Toc224476381 \h </w:instrText>
-            </w:r>
-            <w:r>
-              <w:rPr>
-                <w:rFonts w:ascii="Times New Roman" w:hAnsi="Times New Roman" w:cs="Times New Roman"/>
-                <w:noProof/>
-                <w:webHidden/>
-              </w:rPr>
-            </w:r>
-            <w:r>
-              <w:rPr>
-                <w:rFonts w:ascii="Times New Roman" w:hAnsi="Times New Roman" w:cs="Times New Roman"/>
+                <w:noProof/>
+                <w:webHidden/>
+              </w:rPr>
+              <w:instrText xml:space="preserve"> PAGEREF _Toc224664659 \h </w:instrText>
+            </w:r>
+            <w:r>
+              <w:rPr>
+                <w:noProof/>
+                <w:webHidden/>
+              </w:rPr>
+            </w:r>
+            <w:r>
+              <w:rPr>
                 <w:noProof/>
                 <w:webHidden/>
               </w:rPr>
@@ -365,7 +342,6 @@
             </w:r>
             <w:r>
               <w:rPr>
-                <w:rFonts w:ascii="Times New Roman" w:hAnsi="Times New Roman" w:cs="Times New Roman"/>
                 <w:noProof/>
                 <w:webHidden/>
               </w:rPr>
@@ -373,7 +349,6 @@
             </w:r>
             <w:r>
               <w:rPr>
-                <w:rFonts w:ascii="Times New Roman" w:hAnsi="Times New Roman" w:cs="Times New Roman"/>
                 <w:noProof/>
                 <w:webHidden/>
               </w:rPr>
@@ -387,27 +362,25 @@
             <w:tabs>
               <w:tab w:val="right" w:leader="dot" w:pos="9062"/>
             </w:tabs>
-            <w:spacing w:line="276" w:lineRule="auto"/>
             <w:rPr>
-              <w:rFonts w:ascii="Times New Roman" w:eastAsiaTheme="minorEastAsia" w:hAnsi="Times New Roman" w:cs="Times New Roman"/>
+              <w:rFonts w:eastAsiaTheme="minorEastAsia"/>
               <w:noProof/>
               <w:sz w:val="24"/>
               <w:szCs w:val="24"/>
               <w:lang w:eastAsia="hu-HU"/>
             </w:rPr>
           </w:pPr>
-          <w:hyperlink w:anchor="_Toc224476382" w:history="1">
+          <w:hyperlink w:anchor="_Toc224664660" w:history="1">
             <w:r>
               <w:rPr>
                 <w:rStyle w:val="Hiperhivatkozs"/>
                 <w:rFonts w:ascii="Times New Roman" w:hAnsi="Times New Roman" w:cs="Times New Roman"/>
                 <w:noProof/>
               </w:rPr>
-              <w:t>2.2 szükséges hardvereszközök</w:t>
-            </w:r>
-            <w:r>
-              <w:rPr>
-                <w:rFonts w:ascii="Times New Roman" w:hAnsi="Times New Roman" w:cs="Times New Roman"/>
+              <w:t>2.2 Szükséges hardvereszközök</w:t>
+            </w:r>
+            <w:r>
+              <w:rPr>
                 <w:noProof/>
                 <w:webHidden/>
               </w:rPr>
@@ -415,7 +388,6 @@
             </w:r>
             <w:r>
               <w:rPr>
-                <w:rFonts w:ascii="Times New Roman" w:hAnsi="Times New Roman" w:cs="Times New Roman"/>
                 <w:noProof/>
                 <w:webHidden/>
               </w:rPr>
@@ -423,22 +395,19 @@
             </w:r>
             <w:r>
               <w:rPr>
-                <w:rFonts w:ascii="Times New Roman" w:hAnsi="Times New Roman" w:cs="Times New Roman"/>
-                <w:noProof/>
-                <w:webHidden/>
-              </w:rPr>
-              <w:instrText xml:space="preserve"> PAGEREF _Toc224476382 \h </w:instrText>
-            </w:r>
-            <w:r>
-              <w:rPr>
-                <w:rFonts w:ascii="Times New Roman" w:hAnsi="Times New Roman" w:cs="Times New Roman"/>
-                <w:noProof/>
-                <w:webHidden/>
-              </w:rPr>
-            </w:r>
-            <w:r>
-              <w:rPr>
-                <w:rFonts w:ascii="Times New Roman" w:hAnsi="Times New Roman" w:cs="Times New Roman"/>
+                <w:noProof/>
+                <w:webHidden/>
+              </w:rPr>
+              <w:instrText xml:space="preserve"> PAGEREF _Toc224664660 \h </w:instrText>
+            </w:r>
+            <w:r>
+              <w:rPr>
+                <w:noProof/>
+                <w:webHidden/>
+              </w:rPr>
+            </w:r>
+            <w:r>
+              <w:rPr>
                 <w:noProof/>
                 <w:webHidden/>
               </w:rPr>
@@ -446,7 +415,6 @@
             </w:r>
             <w:r>
               <w:rPr>
-                <w:rFonts w:ascii="Times New Roman" w:hAnsi="Times New Roman" w:cs="Times New Roman"/>
                 <w:noProof/>
                 <w:webHidden/>
               </w:rPr>
@@ -454,7 +422,6 @@
             </w:r>
             <w:r>
               <w:rPr>
-                <w:rFonts w:ascii="Times New Roman" w:hAnsi="Times New Roman" w:cs="Times New Roman"/>
                 <w:noProof/>
                 <w:webHidden/>
               </w:rPr>
@@ -468,16 +435,15 @@
             <w:tabs>
               <w:tab w:val="right" w:leader="dot" w:pos="9062"/>
             </w:tabs>
-            <w:spacing w:line="276" w:lineRule="auto"/>
             <w:rPr>
-              <w:rFonts w:ascii="Times New Roman" w:eastAsiaTheme="minorEastAsia" w:hAnsi="Times New Roman" w:cs="Times New Roman"/>
+              <w:rFonts w:eastAsiaTheme="minorEastAsia"/>
               <w:noProof/>
               <w:sz w:val="24"/>
               <w:szCs w:val="24"/>
               <w:lang w:eastAsia="hu-HU"/>
             </w:rPr>
           </w:pPr>
-          <w:hyperlink w:anchor="_Toc224476383" w:history="1">
+          <w:hyperlink w:anchor="_Toc224664661" w:history="1">
             <w:r>
               <w:rPr>
                 <w:rStyle w:val="Hiperhivatkozs"/>
@@ -488,7 +454,6 @@
             </w:r>
             <w:r>
               <w:rPr>
-                <w:rFonts w:ascii="Times New Roman" w:hAnsi="Times New Roman" w:cs="Times New Roman"/>
                 <w:noProof/>
                 <w:webHidden/>
               </w:rPr>
@@ -496,7 +461,6 @@
             </w:r>
             <w:r>
               <w:rPr>
-                <w:rFonts w:ascii="Times New Roman" w:hAnsi="Times New Roman" w:cs="Times New Roman"/>
                 <w:noProof/>
                 <w:webHidden/>
               </w:rPr>
@@ -504,22 +468,19 @@
             </w:r>
             <w:r>
               <w:rPr>
-                <w:rFonts w:ascii="Times New Roman" w:hAnsi="Times New Roman" w:cs="Times New Roman"/>
-                <w:noProof/>
-                <w:webHidden/>
-              </w:rPr>
-              <w:instrText xml:space="preserve"> PAGEREF _Toc224476383 \h </w:instrText>
-            </w:r>
-            <w:r>
-              <w:rPr>
-                <w:rFonts w:ascii="Times New Roman" w:hAnsi="Times New Roman" w:cs="Times New Roman"/>
-                <w:noProof/>
-                <w:webHidden/>
-              </w:rPr>
-            </w:r>
-            <w:r>
-              <w:rPr>
-                <w:rFonts w:ascii="Times New Roman" w:hAnsi="Times New Roman" w:cs="Times New Roman"/>
+                <w:noProof/>
+                <w:webHidden/>
+              </w:rPr>
+              <w:instrText xml:space="preserve"> PAGEREF _Toc224664661 \h </w:instrText>
+            </w:r>
+            <w:r>
+              <w:rPr>
+                <w:noProof/>
+                <w:webHidden/>
+              </w:rPr>
+            </w:r>
+            <w:r>
+              <w:rPr>
                 <w:noProof/>
                 <w:webHidden/>
               </w:rPr>
@@ -527,7 +488,6 @@
             </w:r>
             <w:r>
               <w:rPr>
-                <w:rFonts w:ascii="Times New Roman" w:hAnsi="Times New Roman" w:cs="Times New Roman"/>
                 <w:noProof/>
                 <w:webHidden/>
               </w:rPr>
@@ -535,7 +495,6 @@
             </w:r>
             <w:r>
               <w:rPr>
-                <w:rFonts w:ascii="Times New Roman" w:hAnsi="Times New Roman" w:cs="Times New Roman"/>
                 <w:noProof/>
                 <w:webHidden/>
               </w:rPr>
@@ -549,16 +508,15 @@
             <w:tabs>
               <w:tab w:val="right" w:leader="dot" w:pos="9062"/>
             </w:tabs>
-            <w:spacing w:line="276" w:lineRule="auto"/>
             <w:rPr>
-              <w:rFonts w:ascii="Times New Roman" w:eastAsiaTheme="minorEastAsia" w:hAnsi="Times New Roman" w:cs="Times New Roman"/>
+              <w:rFonts w:eastAsiaTheme="minorEastAsia"/>
               <w:noProof/>
               <w:sz w:val="24"/>
               <w:szCs w:val="24"/>
               <w:lang w:eastAsia="hu-HU"/>
             </w:rPr>
           </w:pPr>
-          <w:hyperlink w:anchor="_Toc224476384" w:history="1">
+          <w:hyperlink w:anchor="_Toc224664662" w:history="1">
             <w:r>
               <w:rPr>
                 <w:rStyle w:val="Hiperhivatkozs"/>
@@ -569,7 +527,6 @@
             </w:r>
             <w:r>
               <w:rPr>
-                <w:rFonts w:ascii="Times New Roman" w:hAnsi="Times New Roman" w:cs="Times New Roman"/>
                 <w:noProof/>
                 <w:webHidden/>
               </w:rPr>
@@ -577,7 +534,6 @@
             </w:r>
             <w:r>
               <w:rPr>
-                <w:rFonts w:ascii="Times New Roman" w:hAnsi="Times New Roman" w:cs="Times New Roman"/>
                 <w:noProof/>
                 <w:webHidden/>
               </w:rPr>
@@ -585,22 +541,19 @@
             </w:r>
             <w:r>
               <w:rPr>
-                <w:rFonts w:ascii="Times New Roman" w:hAnsi="Times New Roman" w:cs="Times New Roman"/>
-                <w:noProof/>
-                <w:webHidden/>
-              </w:rPr>
-              <w:instrText xml:space="preserve"> PAGEREF _Toc224476384 \h </w:instrText>
-            </w:r>
-            <w:r>
-              <w:rPr>
-                <w:rFonts w:ascii="Times New Roman" w:hAnsi="Times New Roman" w:cs="Times New Roman"/>
-                <w:noProof/>
-                <w:webHidden/>
-              </w:rPr>
-            </w:r>
-            <w:r>
-              <w:rPr>
-                <w:rFonts w:ascii="Times New Roman" w:hAnsi="Times New Roman" w:cs="Times New Roman"/>
+                <w:noProof/>
+                <w:webHidden/>
+              </w:rPr>
+              <w:instrText xml:space="preserve"> PAGEREF _Toc224664662 \h </w:instrText>
+            </w:r>
+            <w:r>
+              <w:rPr>
+                <w:noProof/>
+                <w:webHidden/>
+              </w:rPr>
+            </w:r>
+            <w:r>
+              <w:rPr>
                 <w:noProof/>
                 <w:webHidden/>
               </w:rPr>
@@ -608,7 +561,6 @@
             </w:r>
             <w:r>
               <w:rPr>
-                <w:rFonts w:ascii="Times New Roman" w:hAnsi="Times New Roman" w:cs="Times New Roman"/>
                 <w:noProof/>
                 <w:webHidden/>
               </w:rPr>
@@ -616,7 +568,6 @@
             </w:r>
             <w:r>
               <w:rPr>
-                <w:rFonts w:ascii="Times New Roman" w:hAnsi="Times New Roman" w:cs="Times New Roman"/>
                 <w:noProof/>
                 <w:webHidden/>
               </w:rPr>
@@ -630,16 +581,15 @@
             <w:tabs>
               <w:tab w:val="right" w:leader="dot" w:pos="9062"/>
             </w:tabs>
-            <w:spacing w:line="276" w:lineRule="auto"/>
             <w:rPr>
-              <w:rFonts w:ascii="Times New Roman" w:eastAsiaTheme="minorEastAsia" w:hAnsi="Times New Roman" w:cs="Times New Roman"/>
+              <w:rFonts w:eastAsiaTheme="minorEastAsia"/>
               <w:noProof/>
               <w:sz w:val="24"/>
               <w:szCs w:val="24"/>
               <w:lang w:eastAsia="hu-HU"/>
             </w:rPr>
           </w:pPr>
-          <w:hyperlink w:anchor="_Toc224476385" w:history="1">
+          <w:hyperlink w:anchor="_Toc224664663" w:history="1">
             <w:r>
               <w:rPr>
                 <w:rStyle w:val="Hiperhivatkozs"/>
@@ -650,7 +600,6 @@
             </w:r>
             <w:r>
               <w:rPr>
-                <w:rFonts w:ascii="Times New Roman" w:hAnsi="Times New Roman" w:cs="Times New Roman"/>
                 <w:noProof/>
                 <w:webHidden/>
               </w:rPr>
@@ -658,7 +607,6 @@
             </w:r>
             <w:r>
               <w:rPr>
-                <w:rFonts w:ascii="Times New Roman" w:hAnsi="Times New Roman" w:cs="Times New Roman"/>
                 <w:noProof/>
                 <w:webHidden/>
               </w:rPr>
@@ -666,22 +614,19 @@
             </w:r>
             <w:r>
               <w:rPr>
-                <w:rFonts w:ascii="Times New Roman" w:hAnsi="Times New Roman" w:cs="Times New Roman"/>
-                <w:noProof/>
-                <w:webHidden/>
-              </w:rPr>
-              <w:instrText xml:space="preserve"> PAGEREF _Toc224476385 \h </w:instrText>
-            </w:r>
-            <w:r>
-              <w:rPr>
-                <w:rFonts w:ascii="Times New Roman" w:hAnsi="Times New Roman" w:cs="Times New Roman"/>
-                <w:noProof/>
-                <w:webHidden/>
-              </w:rPr>
-            </w:r>
-            <w:r>
-              <w:rPr>
-                <w:rFonts w:ascii="Times New Roman" w:hAnsi="Times New Roman" w:cs="Times New Roman"/>
+                <w:noProof/>
+                <w:webHidden/>
+              </w:rPr>
+              <w:instrText xml:space="preserve"> PAGEREF _Toc224664663 \h </w:instrText>
+            </w:r>
+            <w:r>
+              <w:rPr>
+                <w:noProof/>
+                <w:webHidden/>
+              </w:rPr>
+            </w:r>
+            <w:r>
+              <w:rPr>
                 <w:noProof/>
                 <w:webHidden/>
               </w:rPr>
@@ -689,7 +634,6 @@
             </w:r>
             <w:r>
               <w:rPr>
-                <w:rFonts w:ascii="Times New Roman" w:hAnsi="Times New Roman" w:cs="Times New Roman"/>
                 <w:noProof/>
                 <w:webHidden/>
               </w:rPr>
@@ -697,7 +641,6 @@
             </w:r>
             <w:r>
               <w:rPr>
-                <w:rFonts w:ascii="Times New Roman" w:hAnsi="Times New Roman" w:cs="Times New Roman"/>
                 <w:noProof/>
                 <w:webHidden/>
               </w:rPr>
@@ -711,16 +654,15 @@
             <w:tabs>
               <w:tab w:val="right" w:leader="dot" w:pos="9062"/>
             </w:tabs>
-            <w:spacing w:line="276" w:lineRule="auto"/>
             <w:rPr>
-              <w:rFonts w:ascii="Times New Roman" w:eastAsiaTheme="minorEastAsia" w:hAnsi="Times New Roman" w:cs="Times New Roman"/>
+              <w:rFonts w:eastAsiaTheme="minorEastAsia"/>
               <w:noProof/>
               <w:sz w:val="24"/>
               <w:szCs w:val="24"/>
               <w:lang w:eastAsia="hu-HU"/>
             </w:rPr>
           </w:pPr>
-          <w:hyperlink w:anchor="_Toc224476386" w:history="1">
+          <w:hyperlink w:anchor="_Toc224664664" w:history="1">
             <w:r>
               <w:rPr>
                 <w:rStyle w:val="Hiperhivatkozs"/>
@@ -731,7 +673,6 @@
             </w:r>
             <w:r>
               <w:rPr>
-                <w:rFonts w:ascii="Times New Roman" w:hAnsi="Times New Roman" w:cs="Times New Roman"/>
                 <w:noProof/>
                 <w:webHidden/>
               </w:rPr>
@@ -739,7 +680,6 @@
             </w:r>
             <w:r>
               <w:rPr>
-                <w:rFonts w:ascii="Times New Roman" w:hAnsi="Times New Roman" w:cs="Times New Roman"/>
                 <w:noProof/>
                 <w:webHidden/>
               </w:rPr>
@@ -747,22 +687,19 @@
             </w:r>
             <w:r>
               <w:rPr>
-                <w:rFonts w:ascii="Times New Roman" w:hAnsi="Times New Roman" w:cs="Times New Roman"/>
-                <w:noProof/>
-                <w:webHidden/>
-              </w:rPr>
-              <w:instrText xml:space="preserve"> PAGEREF _Toc224476386 \h </w:instrText>
-            </w:r>
-            <w:r>
-              <w:rPr>
-                <w:rFonts w:ascii="Times New Roman" w:hAnsi="Times New Roman" w:cs="Times New Roman"/>
-                <w:noProof/>
-                <w:webHidden/>
-              </w:rPr>
-            </w:r>
-            <w:r>
-              <w:rPr>
-                <w:rFonts w:ascii="Times New Roman" w:hAnsi="Times New Roman" w:cs="Times New Roman"/>
+                <w:noProof/>
+                <w:webHidden/>
+              </w:rPr>
+              <w:instrText xml:space="preserve"> PAGEREF _Toc224664664 \h </w:instrText>
+            </w:r>
+            <w:r>
+              <w:rPr>
+                <w:noProof/>
+                <w:webHidden/>
+              </w:rPr>
+            </w:r>
+            <w:r>
+              <w:rPr>
                 <w:noProof/>
                 <w:webHidden/>
               </w:rPr>
@@ -770,7 +707,6 @@
             </w:r>
             <w:r>
               <w:rPr>
-                <w:rFonts w:ascii="Times New Roman" w:hAnsi="Times New Roman" w:cs="Times New Roman"/>
                 <w:noProof/>
                 <w:webHidden/>
               </w:rPr>
@@ -778,7 +714,6 @@
             </w:r>
             <w:r>
               <w:rPr>
-                <w:rFonts w:ascii="Times New Roman" w:hAnsi="Times New Roman" w:cs="Times New Roman"/>
                 <w:noProof/>
                 <w:webHidden/>
               </w:rPr>
@@ -792,16 +727,15 @@
             <w:tabs>
               <w:tab w:val="right" w:leader="dot" w:pos="9062"/>
             </w:tabs>
-            <w:spacing w:line="276" w:lineRule="auto"/>
             <w:rPr>
-              <w:rFonts w:ascii="Times New Roman" w:eastAsiaTheme="minorEastAsia" w:hAnsi="Times New Roman" w:cs="Times New Roman"/>
+              <w:rFonts w:eastAsiaTheme="minorEastAsia"/>
               <w:noProof/>
               <w:sz w:val="24"/>
               <w:szCs w:val="24"/>
               <w:lang w:eastAsia="hu-HU"/>
             </w:rPr>
           </w:pPr>
-          <w:hyperlink w:anchor="_Toc224476387" w:history="1">
+          <w:hyperlink w:anchor="_Toc224664665" w:history="1">
             <w:r>
               <w:rPr>
                 <w:rStyle w:val="Hiperhivatkozs"/>
@@ -812,7 +746,6 @@
             </w:r>
             <w:r>
               <w:rPr>
-                <w:rFonts w:ascii="Times New Roman" w:hAnsi="Times New Roman" w:cs="Times New Roman"/>
                 <w:noProof/>
                 <w:webHidden/>
               </w:rPr>
@@ -820,7 +753,6 @@
             </w:r>
             <w:r>
               <w:rPr>
-                <w:rFonts w:ascii="Times New Roman" w:hAnsi="Times New Roman" w:cs="Times New Roman"/>
                 <w:noProof/>
                 <w:webHidden/>
               </w:rPr>
@@ -828,22 +760,19 @@
             </w:r>
             <w:r>
               <w:rPr>
-                <w:rFonts w:ascii="Times New Roman" w:hAnsi="Times New Roman" w:cs="Times New Roman"/>
-                <w:noProof/>
-                <w:webHidden/>
-              </w:rPr>
-              <w:instrText xml:space="preserve"> PAGEREF _Toc224476387 \h </w:instrText>
-            </w:r>
-            <w:r>
-              <w:rPr>
-                <w:rFonts w:ascii="Times New Roman" w:hAnsi="Times New Roman" w:cs="Times New Roman"/>
-                <w:noProof/>
-                <w:webHidden/>
-              </w:rPr>
-            </w:r>
-            <w:r>
-              <w:rPr>
-                <w:rFonts w:ascii="Times New Roman" w:hAnsi="Times New Roman" w:cs="Times New Roman"/>
+                <w:noProof/>
+                <w:webHidden/>
+              </w:rPr>
+              <w:instrText xml:space="preserve"> PAGEREF _Toc224664665 \h </w:instrText>
+            </w:r>
+            <w:r>
+              <w:rPr>
+                <w:noProof/>
+                <w:webHidden/>
+              </w:rPr>
+            </w:r>
+            <w:r>
+              <w:rPr>
                 <w:noProof/>
                 <w:webHidden/>
               </w:rPr>
@@ -851,7 +780,6 @@
             </w:r>
             <w:r>
               <w:rPr>
-                <w:rFonts w:ascii="Times New Roman" w:hAnsi="Times New Roman" w:cs="Times New Roman"/>
                 <w:noProof/>
                 <w:webHidden/>
               </w:rPr>
@@ -859,7 +787,6 @@
             </w:r>
             <w:r>
               <w:rPr>
-                <w:rFonts w:ascii="Times New Roman" w:hAnsi="Times New Roman" w:cs="Times New Roman"/>
                 <w:noProof/>
                 <w:webHidden/>
               </w:rPr>
@@ -873,16 +800,15 @@
             <w:tabs>
               <w:tab w:val="right" w:leader="dot" w:pos="9062"/>
             </w:tabs>
-            <w:spacing w:line="276" w:lineRule="auto"/>
             <w:rPr>
-              <w:rFonts w:ascii="Times New Roman" w:eastAsiaTheme="minorEastAsia" w:hAnsi="Times New Roman" w:cs="Times New Roman"/>
+              <w:rFonts w:eastAsiaTheme="minorEastAsia"/>
               <w:noProof/>
               <w:sz w:val="24"/>
               <w:szCs w:val="24"/>
               <w:lang w:eastAsia="hu-HU"/>
             </w:rPr>
           </w:pPr>
-          <w:hyperlink w:anchor="_Toc224476388" w:history="1">
+          <w:hyperlink w:anchor="_Toc224664666" w:history="1">
             <w:r>
               <w:rPr>
                 <w:rStyle w:val="Hiperhivatkozs"/>
@@ -893,7 +819,6 @@
             </w:r>
             <w:r>
               <w:rPr>
-                <w:rFonts w:ascii="Times New Roman" w:hAnsi="Times New Roman" w:cs="Times New Roman"/>
                 <w:noProof/>
                 <w:webHidden/>
               </w:rPr>
@@ -901,7 +826,6 @@
             </w:r>
             <w:r>
               <w:rPr>
-                <w:rFonts w:ascii="Times New Roman" w:hAnsi="Times New Roman" w:cs="Times New Roman"/>
                 <w:noProof/>
                 <w:webHidden/>
               </w:rPr>
@@ -909,22 +833,19 @@
             </w:r>
             <w:r>
               <w:rPr>
-                <w:rFonts w:ascii="Times New Roman" w:hAnsi="Times New Roman" w:cs="Times New Roman"/>
-                <w:noProof/>
-                <w:webHidden/>
-              </w:rPr>
-              <w:instrText xml:space="preserve"> PAGEREF _Toc224476388 \h </w:instrText>
-            </w:r>
-            <w:r>
-              <w:rPr>
-                <w:rFonts w:ascii="Times New Roman" w:hAnsi="Times New Roman" w:cs="Times New Roman"/>
-                <w:noProof/>
-                <w:webHidden/>
-              </w:rPr>
-            </w:r>
-            <w:r>
-              <w:rPr>
-                <w:rFonts w:ascii="Times New Roman" w:hAnsi="Times New Roman" w:cs="Times New Roman"/>
+                <w:noProof/>
+                <w:webHidden/>
+              </w:rPr>
+              <w:instrText xml:space="preserve"> PAGEREF _Toc224664666 \h </w:instrText>
+            </w:r>
+            <w:r>
+              <w:rPr>
+                <w:noProof/>
+                <w:webHidden/>
+              </w:rPr>
+            </w:r>
+            <w:r>
+              <w:rPr>
                 <w:noProof/>
                 <w:webHidden/>
               </w:rPr>
@@ -932,7 +853,6 @@
             </w:r>
             <w:r>
               <w:rPr>
-                <w:rFonts w:ascii="Times New Roman" w:hAnsi="Times New Roman" w:cs="Times New Roman"/>
                 <w:noProof/>
                 <w:webHidden/>
               </w:rPr>
@@ -940,7 +860,6 @@
             </w:r>
             <w:r>
               <w:rPr>
-                <w:rFonts w:ascii="Times New Roman" w:hAnsi="Times New Roman" w:cs="Times New Roman"/>
                 <w:noProof/>
                 <w:webHidden/>
               </w:rPr>
@@ -954,27 +873,25 @@
             <w:tabs>
               <w:tab w:val="right" w:leader="dot" w:pos="9062"/>
             </w:tabs>
-            <w:spacing w:line="276" w:lineRule="auto"/>
             <w:rPr>
-              <w:rFonts w:ascii="Times New Roman" w:eastAsiaTheme="minorEastAsia" w:hAnsi="Times New Roman" w:cs="Times New Roman"/>
+              <w:rFonts w:eastAsiaTheme="minorEastAsia"/>
               <w:noProof/>
               <w:sz w:val="24"/>
               <w:szCs w:val="24"/>
               <w:lang w:eastAsia="hu-HU"/>
             </w:rPr>
           </w:pPr>
-          <w:hyperlink w:anchor="_Toc224476389" w:history="1">
+          <w:hyperlink w:anchor="_Toc224664667" w:history="1">
             <w:r>
               <w:rPr>
                 <w:rStyle w:val="Hiperhivatkozs"/>
                 <w:rFonts w:ascii="Times New Roman" w:hAnsi="Times New Roman" w:cs="Times New Roman"/>
                 <w:noProof/>
               </w:rPr>
-              <w:t>4.5 Rendelési lehetőség</w:t>
-            </w:r>
-            <w:r>
-              <w:rPr>
-                <w:rFonts w:ascii="Times New Roman" w:hAnsi="Times New Roman" w:cs="Times New Roman"/>
+              <w:t>4.5 Az okospárna összehasonlítása és rendelési lehetőség</w:t>
+            </w:r>
+            <w:r>
+              <w:rPr>
                 <w:noProof/>
                 <w:webHidden/>
               </w:rPr>
@@ -982,7 +899,6 @@
             </w:r>
             <w:r>
               <w:rPr>
-                <w:rFonts w:ascii="Times New Roman" w:hAnsi="Times New Roman" w:cs="Times New Roman"/>
                 <w:noProof/>
                 <w:webHidden/>
               </w:rPr>
@@ -990,22 +906,19 @@
             </w:r>
             <w:r>
               <w:rPr>
-                <w:rFonts w:ascii="Times New Roman" w:hAnsi="Times New Roman" w:cs="Times New Roman"/>
-                <w:noProof/>
-                <w:webHidden/>
-              </w:rPr>
-              <w:instrText xml:space="preserve"> PAGEREF _Toc224476389 \h </w:instrText>
-            </w:r>
-            <w:r>
-              <w:rPr>
-                <w:rFonts w:ascii="Times New Roman" w:hAnsi="Times New Roman" w:cs="Times New Roman"/>
-                <w:noProof/>
-                <w:webHidden/>
-              </w:rPr>
-            </w:r>
-            <w:r>
-              <w:rPr>
-                <w:rFonts w:ascii="Times New Roman" w:hAnsi="Times New Roman" w:cs="Times New Roman"/>
+                <w:noProof/>
+                <w:webHidden/>
+              </w:rPr>
+              <w:instrText xml:space="preserve"> PAGEREF _Toc224664667 \h </w:instrText>
+            </w:r>
+            <w:r>
+              <w:rPr>
+                <w:noProof/>
+                <w:webHidden/>
+              </w:rPr>
+            </w:r>
+            <w:r>
+              <w:rPr>
                 <w:noProof/>
                 <w:webHidden/>
               </w:rPr>
@@ -1013,7 +926,6 @@
             </w:r>
             <w:r>
               <w:rPr>
-                <w:rFonts w:ascii="Times New Roman" w:hAnsi="Times New Roman" w:cs="Times New Roman"/>
                 <w:noProof/>
                 <w:webHidden/>
               </w:rPr>
@@ -1021,7 +933,6 @@
             </w:r>
             <w:r>
               <w:rPr>
-                <w:rFonts w:ascii="Times New Roman" w:hAnsi="Times New Roman" w:cs="Times New Roman"/>
                 <w:noProof/>
                 <w:webHidden/>
               </w:rPr>
@@ -1035,16 +946,15 @@
             <w:tabs>
               <w:tab w:val="right" w:leader="dot" w:pos="9062"/>
             </w:tabs>
-            <w:spacing w:line="276" w:lineRule="auto"/>
             <w:rPr>
-              <w:rFonts w:ascii="Times New Roman" w:eastAsiaTheme="minorEastAsia" w:hAnsi="Times New Roman" w:cs="Times New Roman"/>
+              <w:rFonts w:eastAsiaTheme="minorEastAsia"/>
               <w:noProof/>
               <w:sz w:val="24"/>
               <w:szCs w:val="24"/>
               <w:lang w:eastAsia="hu-HU"/>
             </w:rPr>
           </w:pPr>
-          <w:hyperlink w:anchor="_Toc224476390" w:history="1">
+          <w:hyperlink w:anchor="_Toc224664668" w:history="1">
             <w:r>
               <w:rPr>
                 <w:rStyle w:val="Hiperhivatkozs"/>
@@ -1055,7 +965,6 @@
             </w:r>
             <w:r>
               <w:rPr>
-                <w:rFonts w:ascii="Times New Roman" w:hAnsi="Times New Roman" w:cs="Times New Roman"/>
                 <w:noProof/>
                 <w:webHidden/>
               </w:rPr>
@@ -1063,7 +972,6 @@
             </w:r>
             <w:r>
               <w:rPr>
-                <w:rFonts w:ascii="Times New Roman" w:hAnsi="Times New Roman" w:cs="Times New Roman"/>
                 <w:noProof/>
                 <w:webHidden/>
               </w:rPr>
@@ -1071,22 +979,19 @@
             </w:r>
             <w:r>
               <w:rPr>
-                <w:rFonts w:ascii="Times New Roman" w:hAnsi="Times New Roman" w:cs="Times New Roman"/>
-                <w:noProof/>
-                <w:webHidden/>
-              </w:rPr>
-              <w:instrText xml:space="preserve"> PAGEREF _Toc224476390 \h </w:instrText>
-            </w:r>
-            <w:r>
-              <w:rPr>
-                <w:rFonts w:ascii="Times New Roman" w:hAnsi="Times New Roman" w:cs="Times New Roman"/>
-                <w:noProof/>
-                <w:webHidden/>
-              </w:rPr>
-            </w:r>
-            <w:r>
-              <w:rPr>
-                <w:rFonts w:ascii="Times New Roman" w:hAnsi="Times New Roman" w:cs="Times New Roman"/>
+                <w:noProof/>
+                <w:webHidden/>
+              </w:rPr>
+              <w:instrText xml:space="preserve"> PAGEREF _Toc224664668 \h </w:instrText>
+            </w:r>
+            <w:r>
+              <w:rPr>
+                <w:noProof/>
+                <w:webHidden/>
+              </w:rPr>
+            </w:r>
+            <w:r>
+              <w:rPr>
                 <w:noProof/>
                 <w:webHidden/>
               </w:rPr>
@@ -1094,7 +999,6 @@
             </w:r>
             <w:r>
               <w:rPr>
-                <w:rFonts w:ascii="Times New Roman" w:hAnsi="Times New Roman" w:cs="Times New Roman"/>
                 <w:noProof/>
                 <w:webHidden/>
               </w:rPr>
@@ -1102,7 +1006,6 @@
             </w:r>
             <w:r>
               <w:rPr>
-                <w:rFonts w:ascii="Times New Roman" w:hAnsi="Times New Roman" w:cs="Times New Roman"/>
                 <w:noProof/>
                 <w:webHidden/>
               </w:rPr>
@@ -1116,16 +1019,15 @@
             <w:tabs>
               <w:tab w:val="right" w:leader="dot" w:pos="9062"/>
             </w:tabs>
-            <w:spacing w:line="276" w:lineRule="auto"/>
             <w:rPr>
-              <w:rFonts w:ascii="Times New Roman" w:eastAsiaTheme="minorEastAsia" w:hAnsi="Times New Roman" w:cs="Times New Roman"/>
+              <w:rFonts w:eastAsiaTheme="minorEastAsia"/>
               <w:noProof/>
               <w:sz w:val="24"/>
               <w:szCs w:val="24"/>
               <w:lang w:eastAsia="hu-HU"/>
             </w:rPr>
           </w:pPr>
-          <w:hyperlink w:anchor="_Toc224476391" w:history="1">
+          <w:hyperlink w:anchor="_Toc224664669" w:history="1">
             <w:r>
               <w:rPr>
                 <w:rStyle w:val="Hiperhivatkozs"/>
@@ -1136,7 +1038,6 @@
             </w:r>
             <w:r>
               <w:rPr>
-                <w:rFonts w:ascii="Times New Roman" w:hAnsi="Times New Roman" w:cs="Times New Roman"/>
                 <w:noProof/>
                 <w:webHidden/>
               </w:rPr>
@@ -1144,7 +1045,6 @@
             </w:r>
             <w:r>
               <w:rPr>
-                <w:rFonts w:ascii="Times New Roman" w:hAnsi="Times New Roman" w:cs="Times New Roman"/>
                 <w:noProof/>
                 <w:webHidden/>
               </w:rPr>
@@ -1152,22 +1052,19 @@
             </w:r>
             <w:r>
               <w:rPr>
-                <w:rFonts w:ascii="Times New Roman" w:hAnsi="Times New Roman" w:cs="Times New Roman"/>
-                <w:noProof/>
-                <w:webHidden/>
-              </w:rPr>
-              <w:instrText xml:space="preserve"> PAGEREF _Toc224476391 \h </w:instrText>
-            </w:r>
-            <w:r>
-              <w:rPr>
-                <w:rFonts w:ascii="Times New Roman" w:hAnsi="Times New Roman" w:cs="Times New Roman"/>
-                <w:noProof/>
-                <w:webHidden/>
-              </w:rPr>
-            </w:r>
-            <w:r>
-              <w:rPr>
-                <w:rFonts w:ascii="Times New Roman" w:hAnsi="Times New Roman" w:cs="Times New Roman"/>
+                <w:noProof/>
+                <w:webHidden/>
+              </w:rPr>
+              <w:instrText xml:space="preserve"> PAGEREF _Toc224664669 \h </w:instrText>
+            </w:r>
+            <w:r>
+              <w:rPr>
+                <w:noProof/>
+                <w:webHidden/>
+              </w:rPr>
+            </w:r>
+            <w:r>
+              <w:rPr>
                 <w:noProof/>
                 <w:webHidden/>
               </w:rPr>
@@ -1175,7 +1072,6 @@
             </w:r>
             <w:r>
               <w:rPr>
-                <w:rFonts w:ascii="Times New Roman" w:hAnsi="Times New Roman" w:cs="Times New Roman"/>
                 <w:noProof/>
                 <w:webHidden/>
               </w:rPr>
@@ -1183,7 +1079,6 @@
             </w:r>
             <w:r>
               <w:rPr>
-                <w:rFonts w:ascii="Times New Roman" w:hAnsi="Times New Roman" w:cs="Times New Roman"/>
                 <w:noProof/>
                 <w:webHidden/>
               </w:rPr>
@@ -1197,16 +1092,15 @@
             <w:tabs>
               <w:tab w:val="right" w:leader="dot" w:pos="9062"/>
             </w:tabs>
-            <w:spacing w:line="276" w:lineRule="auto"/>
             <w:rPr>
-              <w:rFonts w:ascii="Times New Roman" w:eastAsiaTheme="minorEastAsia" w:hAnsi="Times New Roman" w:cs="Times New Roman"/>
+              <w:rFonts w:eastAsiaTheme="minorEastAsia"/>
               <w:noProof/>
               <w:sz w:val="24"/>
               <w:szCs w:val="24"/>
               <w:lang w:eastAsia="hu-HU"/>
             </w:rPr>
           </w:pPr>
-          <w:hyperlink w:anchor="_Toc224476392" w:history="1">
+          <w:hyperlink w:anchor="_Toc224664670" w:history="1">
             <w:r>
               <w:rPr>
                 <w:rStyle w:val="Hiperhivatkozs"/>
@@ -1217,7 +1111,6 @@
             </w:r>
             <w:r>
               <w:rPr>
-                <w:rFonts w:ascii="Times New Roman" w:hAnsi="Times New Roman" w:cs="Times New Roman"/>
                 <w:noProof/>
                 <w:webHidden/>
               </w:rPr>
@@ -1225,7 +1118,6 @@
             </w:r>
             <w:r>
               <w:rPr>
-                <w:rFonts w:ascii="Times New Roman" w:hAnsi="Times New Roman" w:cs="Times New Roman"/>
                 <w:noProof/>
                 <w:webHidden/>
               </w:rPr>
@@ -1233,22 +1125,19 @@
             </w:r>
             <w:r>
               <w:rPr>
-                <w:rFonts w:ascii="Times New Roman" w:hAnsi="Times New Roman" w:cs="Times New Roman"/>
-                <w:noProof/>
-                <w:webHidden/>
-              </w:rPr>
-              <w:instrText xml:space="preserve"> PAGEREF _Toc224476392 \h </w:instrText>
-            </w:r>
-            <w:r>
-              <w:rPr>
-                <w:rFonts w:ascii="Times New Roman" w:hAnsi="Times New Roman" w:cs="Times New Roman"/>
-                <w:noProof/>
-                <w:webHidden/>
-              </w:rPr>
-            </w:r>
-            <w:r>
-              <w:rPr>
-                <w:rFonts w:ascii="Times New Roman" w:hAnsi="Times New Roman" w:cs="Times New Roman"/>
+                <w:noProof/>
+                <w:webHidden/>
+              </w:rPr>
+              <w:instrText xml:space="preserve"> PAGEREF _Toc224664670 \h </w:instrText>
+            </w:r>
+            <w:r>
+              <w:rPr>
+                <w:noProof/>
+                <w:webHidden/>
+              </w:rPr>
+            </w:r>
+            <w:r>
+              <w:rPr>
                 <w:noProof/>
                 <w:webHidden/>
               </w:rPr>
@@ -1256,7 +1145,6 @@
             </w:r>
             <w:r>
               <w:rPr>
-                <w:rFonts w:ascii="Times New Roman" w:hAnsi="Times New Roman" w:cs="Times New Roman"/>
                 <w:noProof/>
                 <w:webHidden/>
               </w:rPr>
@@ -1264,7 +1152,6 @@
             </w:r>
             <w:r>
               <w:rPr>
-                <w:rFonts w:ascii="Times New Roman" w:hAnsi="Times New Roman" w:cs="Times New Roman"/>
                 <w:noProof/>
                 <w:webHidden/>
               </w:rPr>
@@ -1318,7 +1205,7 @@
           <w:rFonts w:ascii="Times New Roman" w:hAnsi="Times New Roman" w:cs="Times New Roman"/>
         </w:rPr>
       </w:pPr>
-      <w:bookmarkStart w:id="0" w:name="_Toc224476379"/>
+      <w:bookmarkStart w:id="0" w:name="_Toc224664657"/>
       <w:r>
         <w:rPr>
           <w:rFonts w:ascii="Times New Roman" w:hAnsi="Times New Roman" w:cs="Times New Roman"/>
@@ -1392,23 +1279,23 @@
           <w:sz w:val="24"/>
           <w:szCs w:val="24"/>
         </w:rPr>
-        <w:t xml:space="preserve"> az okospárnát elkészítő cégről és a cég történetéről is. Továbbá meg is lehet rendel</w:t>
-      </w:r>
-      <w:r>
-        <w:rPr>
-          <w:rFonts w:ascii="Times New Roman" w:hAnsi="Times New Roman" w:cs="Times New Roman"/>
-          <w:sz w:val="24"/>
-          <w:szCs w:val="24"/>
-        </w:rPr>
-        <w:t xml:space="preserve">ni </w:t>
-      </w:r>
-      <w:r>
-        <w:rPr>
-          <w:rFonts w:ascii="Times New Roman" w:hAnsi="Times New Roman" w:cs="Times New Roman"/>
-          <w:sz w:val="24"/>
-          <w:szCs w:val="24"/>
-        </w:rPr>
-        <w:t xml:space="preserve"> a terméket </w:t>
+        <w:t xml:space="preserve"> az okospárnát elkészítő cégről és a cég történetéről is. Továbbá meg is lehet </w:t>
+      </w:r>
+      <w:r>
+        <w:rPr>
+          <w:rFonts w:ascii="Times New Roman" w:hAnsi="Times New Roman" w:cs="Times New Roman"/>
+          <w:sz w:val="24"/>
+          <w:szCs w:val="24"/>
+        </w:rPr>
+        <w:t>rendelni a</w:t>
+      </w:r>
+      <w:r>
+        <w:rPr>
+          <w:rFonts w:ascii="Times New Roman" w:hAnsi="Times New Roman" w:cs="Times New Roman"/>
+          <w:sz w:val="24"/>
+          <w:szCs w:val="24"/>
+        </w:rPr>
+        <w:t xml:space="preserve"> terméket </w:t>
       </w:r>
       <w:r>
         <w:rPr>
@@ -1487,7 +1374,7 @@
           <w:rFonts w:ascii="Times New Roman" w:hAnsi="Times New Roman" w:cs="Times New Roman"/>
         </w:rPr>
       </w:pPr>
-      <w:bookmarkStart w:id="1" w:name="_Toc224476380"/>
+      <w:bookmarkStart w:id="1" w:name="_Toc224664658"/>
       <w:r>
         <w:rPr>
           <w:rFonts w:ascii="Times New Roman" w:hAnsi="Times New Roman" w:cs="Times New Roman"/>
@@ -1535,7 +1422,31 @@
           <w:sz w:val="24"/>
           <w:szCs w:val="24"/>
         </w:rPr>
-        <w:t xml:space="preserve"> amelyhez szükségez néhány eszköz.</w:t>
+        <w:t xml:space="preserve"> amely</w:t>
+      </w:r>
+      <w:r>
+        <w:rPr>
+          <w:rFonts w:ascii="Times New Roman" w:hAnsi="Times New Roman" w:cs="Times New Roman"/>
+          <w:sz w:val="24"/>
+          <w:szCs w:val="24"/>
+        </w:rPr>
+        <w:t xml:space="preserve"> megjelenítéséhez</w:t>
+      </w:r>
+      <w:r>
+        <w:rPr>
+          <w:rFonts w:ascii="Times New Roman" w:hAnsi="Times New Roman" w:cs="Times New Roman"/>
+          <w:sz w:val="24"/>
+          <w:szCs w:val="24"/>
+        </w:rPr>
+        <w:t xml:space="preserve"> szükségez néhány eszköz</w:t>
+      </w:r>
+      <w:r>
+        <w:rPr>
+          <w:rFonts w:ascii="Times New Roman" w:hAnsi="Times New Roman" w:cs="Times New Roman"/>
+          <w:sz w:val="24"/>
+          <w:szCs w:val="24"/>
+        </w:rPr>
+        <w:t xml:space="preserve"> (pl.: böngésző)</w:t>
       </w:r>
     </w:p>
     <w:p>
@@ -1546,12 +1457,24 @@
           <w:rFonts w:ascii="Times New Roman" w:hAnsi="Times New Roman" w:cs="Times New Roman"/>
         </w:rPr>
       </w:pPr>
-      <w:bookmarkStart w:id="2" w:name="_Toc224476381"/>
-      <w:r>
-        <w:rPr>
-          <w:rFonts w:ascii="Times New Roman" w:hAnsi="Times New Roman" w:cs="Times New Roman"/>
-        </w:rPr>
-        <w:t>2.1 szükséges szoftverek</w:t>
+      <w:bookmarkStart w:id="2" w:name="_Toc224664659"/>
+      <w:r>
+        <w:rPr>
+          <w:rFonts w:ascii="Times New Roman" w:hAnsi="Times New Roman" w:cs="Times New Roman"/>
+        </w:rPr>
+        <w:t xml:space="preserve">2.1 </w:t>
+      </w:r>
+      <w:r>
+        <w:rPr>
+          <w:rFonts w:ascii="Times New Roman" w:hAnsi="Times New Roman" w:cs="Times New Roman"/>
+        </w:rPr>
+        <w:t>S</w:t>
+      </w:r>
+      <w:r>
+        <w:rPr>
+          <w:rFonts w:ascii="Times New Roman" w:hAnsi="Times New Roman" w:cs="Times New Roman"/>
+        </w:rPr>
+        <w:t>zükséges szoftverek</w:t>
       </w:r>
       <w:bookmarkEnd w:id="2"/>
     </w:p>
@@ -1571,7 +1494,40 @@
           <w:sz w:val="24"/>
           <w:szCs w:val="24"/>
         </w:rPr>
-        <w:t>A weboldal megjelenítéséhez szükséges egy böngésző</w:t>
+        <w:t>A weboldal megjelenítéséhez szükséges</w:t>
+      </w:r>
+      <w:r>
+        <w:rPr>
+          <w:rFonts w:ascii="Times New Roman" w:hAnsi="Times New Roman" w:cs="Times New Roman"/>
+          <w:sz w:val="24"/>
+          <w:szCs w:val="24"/>
+        </w:rPr>
+        <w:t xml:space="preserve"> szoftver</w:t>
+      </w:r>
+      <w:r>
+        <w:rPr>
+          <w:rStyle w:val="Lbjegyzet-hivatkozs"/>
+          <w:rFonts w:ascii="Times New Roman" w:hAnsi="Times New Roman" w:cs="Times New Roman"/>
+          <w:sz w:val="24"/>
+          <w:szCs w:val="24"/>
+        </w:rPr>
+        <w:footnoteReference w:id="2"/>
+      </w:r>
+      <w:r>
+        <w:rPr>
+          <w:rFonts w:ascii="Times New Roman" w:hAnsi="Times New Roman" w:cs="Times New Roman"/>
+          <w:sz w:val="24"/>
+          <w:szCs w:val="24"/>
+        </w:rPr>
+        <w:t xml:space="preserve"> egy böngésző</w:t>
+      </w:r>
+      <w:r>
+        <w:rPr>
+          <w:rFonts w:ascii="Times New Roman" w:hAnsi="Times New Roman" w:cs="Times New Roman"/>
+          <w:sz w:val="24"/>
+          <w:szCs w:val="24"/>
+        </w:rPr>
+        <w:t>.</w:t>
       </w:r>
     </w:p>
     <w:p>
@@ -1594,7 +1550,27 @@
           <w:sz w:val="24"/>
           <w:szCs w:val="24"/>
         </w:rPr>
-        <w:t>Válasszon egy böngészőt ezek közül:</w:t>
+        <w:t xml:space="preserve">Válasszon egy böngészőt </w:t>
+      </w:r>
+      <w:r>
+        <w:rPr>
+          <w:rFonts w:ascii="Times New Roman" w:hAnsi="Times New Roman" w:cs="Times New Roman"/>
+          <w:b/>
+          <w:bCs/>
+          <w:sz w:val="24"/>
+          <w:szCs w:val="24"/>
+        </w:rPr>
+        <w:t>az alábbiak</w:t>
+      </w:r>
+      <w:r>
+        <w:rPr>
+          <w:rFonts w:ascii="Times New Roman" w:hAnsi="Times New Roman" w:cs="Times New Roman"/>
+          <w:b/>
+          <w:bCs/>
+          <w:sz w:val="24"/>
+          <w:szCs w:val="24"/>
+        </w:rPr>
+        <w:t xml:space="preserve"> közül:</w:t>
       </w:r>
     </w:p>
     <w:p>
@@ -1710,12 +1686,24 @@
           <w:rFonts w:ascii="Times New Roman" w:hAnsi="Times New Roman" w:cs="Times New Roman"/>
         </w:rPr>
       </w:pPr>
-      <w:bookmarkStart w:id="3" w:name="_Toc224476382"/>
-      <w:r>
-        <w:rPr>
-          <w:rFonts w:ascii="Times New Roman" w:hAnsi="Times New Roman" w:cs="Times New Roman"/>
-        </w:rPr>
-        <w:t>2.2 szükséges hardvereszközök</w:t>
+      <w:bookmarkStart w:id="3" w:name="_Toc224664660"/>
+      <w:r>
+        <w:rPr>
+          <w:rFonts w:ascii="Times New Roman" w:hAnsi="Times New Roman" w:cs="Times New Roman"/>
+        </w:rPr>
+        <w:t xml:space="preserve">2.2 </w:t>
+      </w:r>
+      <w:r>
+        <w:rPr>
+          <w:rFonts w:ascii="Times New Roman" w:hAnsi="Times New Roman" w:cs="Times New Roman"/>
+        </w:rPr>
+        <w:t>S</w:t>
+      </w:r>
+      <w:r>
+        <w:rPr>
+          <w:rFonts w:ascii="Times New Roman" w:hAnsi="Times New Roman" w:cs="Times New Roman"/>
+        </w:rPr>
+        <w:t>zükséges hardvereszközök</w:t>
       </w:r>
       <w:bookmarkEnd w:id="3"/>
     </w:p>
@@ -1735,6 +1723,50 @@
       <w:r>
         <w:rPr>
           <w:rFonts w:ascii="Times New Roman" w:hAnsi="Times New Roman" w:cs="Times New Roman"/>
+          <w:b/>
+          <w:bCs/>
+          <w:sz w:val="24"/>
+          <w:szCs w:val="24"/>
+        </w:rPr>
+        <w:t xml:space="preserve"> </w:t>
+      </w:r>
+      <w:r>
+        <w:rPr>
+          <w:rFonts w:ascii="Times New Roman" w:hAnsi="Times New Roman" w:cs="Times New Roman"/>
+          <w:sz w:val="24"/>
+          <w:szCs w:val="24"/>
+        </w:rPr>
+        <w:t xml:space="preserve">A weboldal </w:t>
+      </w:r>
+      <w:r>
+        <w:rPr>
+          <w:rFonts w:ascii="Times New Roman" w:hAnsi="Times New Roman" w:cs="Times New Roman"/>
+          <w:sz w:val="24"/>
+          <w:szCs w:val="24"/>
+        </w:rPr>
+        <w:t>csak egy internet kapcsolatra képes eszközzel tekinthető meg.</w:t>
+      </w:r>
+    </w:p>
+    <w:p>
+      <w:pPr>
+        <w:tabs>
+          <w:tab w:val="left" w:pos="2040"/>
+        </w:tabs>
+        <w:spacing w:line="276" w:lineRule="auto"/>
+        <w:jc w:val="both"/>
+        <w:rPr>
+          <w:rFonts w:ascii="Times New Roman" w:hAnsi="Times New Roman" w:cs="Times New Roman"/>
+          <w:b/>
+          <w:bCs/>
+          <w:sz w:val="24"/>
+          <w:szCs w:val="24"/>
+        </w:rPr>
+      </w:pPr>
+      <w:r>
+        <w:rPr>
+          <w:rFonts w:ascii="Times New Roman" w:hAnsi="Times New Roman" w:cs="Times New Roman"/>
+          <w:b/>
+          <w:bCs/>
           <w:sz w:val="24"/>
           <w:szCs w:val="24"/>
         </w:rPr>
@@ -1743,6 +1775,8 @@
       <w:r>
         <w:rPr>
           <w:rFonts w:ascii="Times New Roman" w:hAnsi="Times New Roman" w:cs="Times New Roman"/>
+          <w:b/>
+          <w:bCs/>
           <w:sz w:val="24"/>
           <w:szCs w:val="24"/>
         </w:rPr>
@@ -1850,37 +1884,20 @@
       </w:pPr>
       <w:r>
         <w:rPr>
-          <w:rFonts w:ascii="Times New Roman" w:hAnsi="Times New Roman" w:cs="Times New Roman"/>
-          <w:sz w:val="24"/>
-          <w:szCs w:val="24"/>
-        </w:rPr>
-        <w:t>asztaliszámítógép</w:t>
-      </w:r>
-    </w:p>
-    <w:p>
-      <w:pPr>
-        <w:keepNext/>
-        <w:tabs>
-          <w:tab w:val="left" w:pos="990"/>
-        </w:tabs>
-        <w:spacing w:line="276" w:lineRule="auto"/>
-        <w:rPr>
-          <w:rFonts w:ascii="Times New Roman" w:hAnsi="Times New Roman" w:cs="Times New Roman"/>
-          <w:sz w:val="24"/>
-          <w:szCs w:val="24"/>
-        </w:rPr>
-      </w:pPr>
-      <w:r>
-        <w:rPr>
-          <w:rFonts w:ascii="Times New Roman" w:hAnsi="Times New Roman" w:cs="Times New Roman"/>
           <w:noProof/>
-          <w:sz w:val="24"/>
-          <w:szCs w:val="24"/>
         </w:rPr>
         <w:drawing>
-          <wp:inline distT="0" distB="0" distL="0" distR="0" wp14:anchorId="0FAD5415" wp14:editId="062A0BC2">
-            <wp:extent cx="5760720" cy="3840480"/>
-            <wp:effectExtent l="0" t="0" r="0" b="7620"/>
+          <wp:anchor distT="0" distB="0" distL="114300" distR="114300" simplePos="0" relativeHeight="251664384" behindDoc="0" locked="0" layoutInCell="1" allowOverlap="1" wp14:anchorId="0FAD5415" wp14:editId="19B3F430">
+            <wp:simplePos x="0" y="0"/>
+            <wp:positionH relativeFrom="margin">
+              <wp:posOffset>347980</wp:posOffset>
+            </wp:positionH>
+            <wp:positionV relativeFrom="margin">
+              <wp:posOffset>5064760</wp:posOffset>
+            </wp:positionV>
+            <wp:extent cx="5038725" cy="3359150"/>
+            <wp:effectExtent l="0" t="0" r="9525" b="0"/>
+            <wp:wrapSquare wrapText="bothSides"/>
             <wp:docPr id="1694677576" name="Kép 1" descr="Legjobb böngészők 2025-ben: Összehasonlítás, funkciók és adatvédelem  részletesen - Irány online!"/>
             <wp:cNvGraphicFramePr>
               <a:graphicFrameLocks xmlns:a="http://schemas.openxmlformats.org/drawingml/2006/main" noChangeAspect="1"/>
@@ -1910,7 +1927,7 @@
                   <pic:spPr bwMode="auto">
                     <a:xfrm>
                       <a:off x="0" y="0"/>
-                      <a:ext cx="5760720" cy="3840480"/>
+                      <a:ext cx="5038725" cy="3359150"/>
                     </a:xfrm>
                     <a:prstGeom prst="rect">
                       <a:avLst/>
@@ -1923,87 +1940,214 @@
                 </pic:pic>
               </a:graphicData>
             </a:graphic>
-          </wp:inline>
+            <wp14:sizeRelH relativeFrom="margin">
+              <wp14:pctWidth>0</wp14:pctWidth>
+            </wp14:sizeRelH>
+            <wp14:sizeRelV relativeFrom="margin">
+              <wp14:pctHeight>0</wp14:pctHeight>
+            </wp14:sizeRelV>
+          </wp:anchor>
         </w:drawing>
       </w:r>
-    </w:p>
-    <w:p>
-      <w:pPr>
-        <w:pStyle w:val="Kpalrs"/>
-        <w:spacing w:line="276" w:lineRule="auto"/>
-        <w:jc w:val="center"/>
-        <w:rPr>
-          <w:rFonts w:ascii="Times New Roman" w:hAnsi="Times New Roman" w:cs="Times New Roman"/>
-          <w:sz w:val="20"/>
-          <w:szCs w:val="20"/>
-        </w:rPr>
-      </w:pPr>
-      <w:r>
-        <w:rPr>
-          <w:rFonts w:ascii="Times New Roman" w:hAnsi="Times New Roman" w:cs="Times New Roman"/>
-          <w:sz w:val="20"/>
-          <w:szCs w:val="20"/>
-        </w:rPr>
-        <w:fldChar w:fldCharType="begin"/>
-      </w:r>
-      <w:r>
-        <w:rPr>
-          <w:rFonts w:ascii="Times New Roman" w:hAnsi="Times New Roman" w:cs="Times New Roman"/>
-          <w:sz w:val="20"/>
-          <w:szCs w:val="20"/>
-        </w:rPr>
-        <w:instrText xml:space="preserve"> SEQ ábra \* ARABIC </w:instrText>
-      </w:r>
-      <w:r>
-        <w:rPr>
-          <w:rFonts w:ascii="Times New Roman" w:hAnsi="Times New Roman" w:cs="Times New Roman"/>
-          <w:sz w:val="20"/>
-          <w:szCs w:val="20"/>
-        </w:rPr>
-        <w:fldChar w:fldCharType="separate"/>
-      </w:r>
-      <w:r>
-        <w:rPr>
-          <w:rFonts w:ascii="Times New Roman" w:hAnsi="Times New Roman" w:cs="Times New Roman"/>
+      <w:r>
+        <w:rPr>
+          <w:rFonts w:ascii="Times New Roman" w:hAnsi="Times New Roman" w:cs="Times New Roman"/>
+          <w:sz w:val="24"/>
+          <w:szCs w:val="24"/>
+        </w:rPr>
+        <w:t>asztaliszámítógép</w:t>
+      </w:r>
+      <w:r>
+        <w:rPr>
           <w:noProof/>
-          <w:sz w:val="20"/>
-          <w:szCs w:val="20"/>
-        </w:rPr>
-        <w:t>1</w:t>
-      </w:r>
-      <w:r>
-        <w:rPr>
-          <w:rFonts w:ascii="Times New Roman" w:hAnsi="Times New Roman" w:cs="Times New Roman"/>
-          <w:sz w:val="20"/>
-          <w:szCs w:val="20"/>
-        </w:rPr>
-        <w:fldChar w:fldCharType="end"/>
-      </w:r>
-      <w:r>
-        <w:rPr>
-          <w:rFonts w:ascii="Times New Roman" w:hAnsi="Times New Roman" w:cs="Times New Roman"/>
-          <w:sz w:val="20"/>
-          <w:szCs w:val="20"/>
-        </w:rPr>
-        <w:t>. ábra: Böngészők</w:t>
-      </w:r>
-    </w:p>
-    <w:p>
-      <w:pPr>
-        <w:spacing w:line="276" w:lineRule="auto"/>
-        <w:rPr>
-          <w:rFonts w:ascii="Times New Roman" w:hAnsi="Times New Roman" w:cs="Times New Roman"/>
-          <w:sz w:val="24"/>
-          <w:szCs w:val="24"/>
-        </w:rPr>
-      </w:pPr>
-      <w:r>
-        <w:rPr>
-          <w:rFonts w:ascii="Times New Roman" w:hAnsi="Times New Roman" w:cs="Times New Roman"/>
-          <w:sz w:val="24"/>
-          <w:szCs w:val="24"/>
-        </w:rPr>
-        <w:br w:type="page"/>
+        </w:rPr>
+        <mc:AlternateContent>
+          <mc:Choice Requires="wps">
+            <w:drawing>
+              <wp:anchor distT="0" distB="0" distL="114300" distR="114300" simplePos="0" relativeHeight="251666432" behindDoc="0" locked="0" layoutInCell="1" allowOverlap="1" wp14:anchorId="252DF681" wp14:editId="5895803C">
+                <wp:simplePos x="0" y="0"/>
+                <wp:positionH relativeFrom="column">
+                  <wp:posOffset>352425</wp:posOffset>
+                </wp:positionH>
+                <wp:positionV relativeFrom="paragraph">
+                  <wp:posOffset>3933825</wp:posOffset>
+                </wp:positionV>
+                <wp:extent cx="5055870" cy="635"/>
+                <wp:effectExtent l="0" t="0" r="0" b="0"/>
+                <wp:wrapSquare wrapText="bothSides"/>
+                <wp:docPr id="1291806202" name="Szövegdoboz 1"/>
+                <wp:cNvGraphicFramePr/>
+                <a:graphic xmlns:a="http://schemas.openxmlformats.org/drawingml/2006/main">
+                  <a:graphicData uri="http://schemas.microsoft.com/office/word/2010/wordprocessingShape">
+                    <wps:wsp>
+                      <wps:cNvSpPr txBox="1"/>
+                      <wps:spPr>
+                        <a:xfrm>
+                          <a:off x="0" y="0"/>
+                          <a:ext cx="5055870" cy="635"/>
+                        </a:xfrm>
+                        <a:prstGeom prst="rect">
+                          <a:avLst/>
+                        </a:prstGeom>
+                        <a:solidFill>
+                          <a:prstClr val="white"/>
+                        </a:solidFill>
+                        <a:ln>
+                          <a:noFill/>
+                        </a:ln>
+                      </wps:spPr>
+                      <wps:txbx>
+                        <w:txbxContent>
+                          <w:p>
+                            <w:pPr>
+                              <w:pStyle w:val="Kpalrs"/>
+                              <w:jc w:val="center"/>
+                              <w:rPr>
+                                <w:rFonts w:ascii="Times New Roman" w:hAnsi="Times New Roman" w:cs="Times New Roman"/>
+                                <w:sz w:val="20"/>
+                                <w:szCs w:val="20"/>
+                              </w:rPr>
+                            </w:pPr>
+                            <w:r>
+                              <w:rPr>
+                                <w:rFonts w:ascii="Times New Roman" w:hAnsi="Times New Roman" w:cs="Times New Roman"/>
+                                <w:sz w:val="20"/>
+                                <w:szCs w:val="20"/>
+                              </w:rPr>
+                              <w:fldChar w:fldCharType="begin"/>
+                            </w:r>
+                            <w:r>
+                              <w:rPr>
+                                <w:rFonts w:ascii="Times New Roman" w:hAnsi="Times New Roman" w:cs="Times New Roman"/>
+                                <w:sz w:val="20"/>
+                                <w:szCs w:val="20"/>
+                              </w:rPr>
+                              <w:instrText xml:space="preserve"> SEQ ábra \* ARABIC </w:instrText>
+                            </w:r>
+                            <w:r>
+                              <w:rPr>
+                                <w:rFonts w:ascii="Times New Roman" w:hAnsi="Times New Roman" w:cs="Times New Roman"/>
+                                <w:sz w:val="20"/>
+                                <w:szCs w:val="20"/>
+                              </w:rPr>
+                              <w:fldChar w:fldCharType="separate"/>
+                            </w:r>
+                            <w:r>
+                              <w:rPr>
+                                <w:rFonts w:ascii="Times New Roman" w:hAnsi="Times New Roman" w:cs="Times New Roman"/>
+                                <w:noProof/>
+                                <w:sz w:val="20"/>
+                                <w:szCs w:val="20"/>
+                              </w:rPr>
+                              <w:t>1</w:t>
+                            </w:r>
+                            <w:r>
+                              <w:rPr>
+                                <w:rFonts w:ascii="Times New Roman" w:hAnsi="Times New Roman" w:cs="Times New Roman"/>
+                                <w:sz w:val="20"/>
+                                <w:szCs w:val="20"/>
+                              </w:rPr>
+                              <w:fldChar w:fldCharType="end"/>
+                            </w:r>
+                            <w:r>
+                              <w:rPr>
+                                <w:rFonts w:ascii="Times New Roman" w:hAnsi="Times New Roman" w:cs="Times New Roman"/>
+                                <w:sz w:val="20"/>
+                                <w:szCs w:val="20"/>
+                              </w:rPr>
+                              <w:t>. ábra: böngészők</w:t>
+                            </w:r>
+                          </w:p>
+                        </w:txbxContent>
+                      </wps:txbx>
+                      <wps:bodyPr rot="0" spcFirstLastPara="0" vertOverflow="overflow" horzOverflow="overflow" vert="horz" wrap="square" lIns="0" tIns="0" rIns="0" bIns="0" numCol="1" spcCol="0" rtlCol="0" fromWordArt="0" anchor="t" anchorCtr="0" forceAA="0" compatLnSpc="1">
+                        <a:prstTxWarp prst="textNoShape">
+                          <a:avLst/>
+                        </a:prstTxWarp>
+                        <a:spAutoFit/>
+                      </wps:bodyPr>
+                    </wps:wsp>
+                  </a:graphicData>
+                </a:graphic>
+              </wp:anchor>
+            </w:drawing>
+          </mc:Choice>
+          <mc:Fallback>
+            <w:pict>
+              <v:shapetype w14:anchorId="252DF681" id="_x0000_t202" coordsize="21600,21600" o:spt="202" path="m,l,21600r21600,l21600,xe">
+                <v:stroke joinstyle="miter"/>
+                <v:path gradientshapeok="t" o:connecttype="rect"/>
+              </v:shapetype>
+              <v:shape id="Szövegdoboz 1" o:spid="_x0000_s1026" type="#_x0000_t202" style="position:absolute;left:0;text-align:left;margin-left:27.75pt;margin-top:309.75pt;width:398.1pt;height:.05pt;z-index:251666432;visibility:visible;mso-wrap-style:square;mso-wrap-distance-left:9pt;mso-wrap-distance-top:0;mso-wrap-distance-right:9pt;mso-wrap-distance-bottom:0;mso-position-horizontal:absolute;mso-position-horizontal-relative:text;mso-position-vertical:absolute;mso-position-vertical-relative:text;v-text-anchor:top" o:gfxdata="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" stroked="f">
+                <v:textbox style="mso-fit-shape-to-text:t" inset="0,0,0,0">
+                  <w:txbxContent>
+                    <w:p>
+                      <w:pPr>
+                        <w:pStyle w:val="Kpalrs"/>
+                        <w:jc w:val="center"/>
+                        <w:rPr>
+                          <w:rFonts w:ascii="Times New Roman" w:hAnsi="Times New Roman" w:cs="Times New Roman"/>
+                          <w:sz w:val="20"/>
+                          <w:szCs w:val="20"/>
+                        </w:rPr>
+                      </w:pPr>
+                      <w:r>
+                        <w:rPr>
+                          <w:rFonts w:ascii="Times New Roman" w:hAnsi="Times New Roman" w:cs="Times New Roman"/>
+                          <w:sz w:val="20"/>
+                          <w:szCs w:val="20"/>
+                        </w:rPr>
+                        <w:fldChar w:fldCharType="begin"/>
+                      </w:r>
+                      <w:r>
+                        <w:rPr>
+                          <w:rFonts w:ascii="Times New Roman" w:hAnsi="Times New Roman" w:cs="Times New Roman"/>
+                          <w:sz w:val="20"/>
+                          <w:szCs w:val="20"/>
+                        </w:rPr>
+                        <w:instrText xml:space="preserve"> SEQ ábra \* ARABIC </w:instrText>
+                      </w:r>
+                      <w:r>
+                        <w:rPr>
+                          <w:rFonts w:ascii="Times New Roman" w:hAnsi="Times New Roman" w:cs="Times New Roman"/>
+                          <w:sz w:val="20"/>
+                          <w:szCs w:val="20"/>
+                        </w:rPr>
+                        <w:fldChar w:fldCharType="separate"/>
+                      </w:r>
+                      <w:r>
+                        <w:rPr>
+                          <w:rFonts w:ascii="Times New Roman" w:hAnsi="Times New Roman" w:cs="Times New Roman"/>
+                          <w:noProof/>
+                          <w:sz w:val="20"/>
+                          <w:szCs w:val="20"/>
+                        </w:rPr>
+                        <w:t>1</w:t>
+                      </w:r>
+                      <w:r>
+                        <w:rPr>
+                          <w:rFonts w:ascii="Times New Roman" w:hAnsi="Times New Roman" w:cs="Times New Roman"/>
+                          <w:sz w:val="20"/>
+                          <w:szCs w:val="20"/>
+                        </w:rPr>
+                        <w:fldChar w:fldCharType="end"/>
+                      </w:r>
+                      <w:r>
+                        <w:rPr>
+                          <w:rFonts w:ascii="Times New Roman" w:hAnsi="Times New Roman" w:cs="Times New Roman"/>
+                          <w:sz w:val="20"/>
+                          <w:szCs w:val="20"/>
+                        </w:rPr>
+                        <w:t>. ábra: böngészők</w:t>
+                      </w:r>
+                    </w:p>
+                  </w:txbxContent>
+                </v:textbox>
+                <w10:wrap type="square"/>
+              </v:shape>
+            </w:pict>
+          </mc:Fallback>
+        </mc:AlternateContent>
       </w:r>
     </w:p>
     <w:p>
@@ -2014,7 +2158,7 @@
           <w:rFonts w:ascii="Times New Roman" w:hAnsi="Times New Roman" w:cs="Times New Roman"/>
         </w:rPr>
       </w:pPr>
-      <w:bookmarkStart w:id="4" w:name="_Toc224476383"/>
+      <w:bookmarkStart w:id="4" w:name="_Toc224664661"/>
       <w:r>
         <w:rPr>
           <w:rFonts w:ascii="Times New Roman" w:hAnsi="Times New Roman" w:cs="Times New Roman"/>
@@ -2061,9 +2205,20 @@
         </w:rPr>
         <w:t>1. Kapcsolja be számítógépét, okostelefonját vagy tabletjét</w:t>
       </w:r>
-    </w:p>
-    <w:p>
-      <w:pPr>
+      <w:r>
+        <w:rPr>
+          <w:rFonts w:ascii="Times New Roman" w:hAnsi="Times New Roman" w:cs="Times New Roman"/>
+          <w:sz w:val="24"/>
+          <w:szCs w:val="24"/>
+        </w:rPr>
+        <w:t>.</w:t>
+      </w:r>
+    </w:p>
+    <w:p>
+      <w:pPr>
+        <w:tabs>
+          <w:tab w:val="left" w:pos="5520"/>
+        </w:tabs>
         <w:spacing w:line="276" w:lineRule="auto"/>
         <w:jc w:val="both"/>
         <w:rPr>
@@ -2079,6 +2234,14 @@
           <w:szCs w:val="24"/>
         </w:rPr>
         <w:t>2. Nyissa meg az előzőekben leírt böngészők egyikét</w:t>
+      </w:r>
+      <w:r>
+        <w:rPr>
+          <w:rFonts w:ascii="Times New Roman" w:hAnsi="Times New Roman" w:cs="Times New Roman"/>
+          <w:sz w:val="24"/>
+          <w:szCs w:val="24"/>
+        </w:rPr>
+        <w:t>.</w:t>
       </w:r>
     </w:p>
     <w:p>
@@ -2140,6 +2303,16 @@
         </w:rPr>
         <w:t xml:space="preserve"> okospárna”</w:t>
       </w:r>
+      <w:r>
+        <w:rPr>
+          <w:rFonts w:ascii="Times New Roman" w:hAnsi="Times New Roman" w:cs="Times New Roman"/>
+          <w:i/>
+          <w:iCs/>
+          <w:sz w:val="24"/>
+          <w:szCs w:val="24"/>
+        </w:rPr>
+        <w:t>.</w:t>
+      </w:r>
     </w:p>
     <w:p>
       <w:pPr>
@@ -2161,6 +2334,14 @@
           <w:szCs w:val="24"/>
         </w:rPr>
         <w:t>4. Kattintson a DreamsmartX feliratra (általában a legelső találat)</w:t>
+      </w:r>
+      <w:r>
+        <w:rPr>
+          <w:rFonts w:ascii="Times New Roman" w:hAnsi="Times New Roman" w:cs="Times New Roman"/>
+          <w:sz w:val="24"/>
+          <w:szCs w:val="24"/>
+        </w:rPr>
+        <w:t>.</w:t>
       </w:r>
       <w:r>
         <w:rPr>
@@ -2313,11 +2494,7 @@
           </mc:Choice>
           <mc:Fallback>
             <w:pict>
-              <v:shapetype w14:anchorId="0ED89537" id="_x0000_t202" coordsize="21600,21600" o:spt="202" path="m,l,21600r21600,l21600,xe">
-                <v:stroke joinstyle="miter"/>
-                <v:path gradientshapeok="t" o:connecttype="rect"/>
-              </v:shapetype>
-              <v:shape id="Szövegdoboz 1" o:spid="_x0000_s1026" type="#_x0000_t202" style="position:absolute;left:0;text-align:left;margin-left:0;margin-top:370.55pt;width:453.6pt;height:.05pt;z-index:251660288;visibility:visible;mso-wrap-style:square;mso-wrap-distance-left:9pt;mso-wrap-distance-top:0;mso-wrap-distance-right:9pt;mso-wrap-distance-bottom:0;mso-position-horizontal:absolute;mso-position-horizontal-relative:text;mso-position-vertical:absolute;mso-position-vertical-relative:text;v-text-anchor:top" o:gfxdata="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" stroked="f">
+              <v:shape w14:anchorId="0ED89537" id="_x0000_s1027" type="#_x0000_t202" style="position:absolute;left:0;text-align:left;margin-left:0;margin-top:370.55pt;width:453.6pt;height:.05pt;z-index:251660288;visibility:visible;mso-wrap-style:square;mso-wrap-distance-left:9pt;mso-wrap-distance-top:0;mso-wrap-distance-right:9pt;mso-wrap-distance-bottom:0;mso-position-horizontal:absolute;mso-position-horizontal-relative:text;mso-position-vertical:absolute;mso-position-vertical-relative:text;v-text-anchor:top" o:gfxdata="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" stroked="f">
                 <v:textbox style="mso-fit-shape-to-text:t" inset="0,0,0,0">
                   <w:txbxContent>
                     <w:p>
@@ -2479,7 +2656,7 @@
           <w:rFonts w:ascii="Times New Roman" w:hAnsi="Times New Roman" w:cs="Times New Roman"/>
         </w:rPr>
       </w:pPr>
-      <w:bookmarkStart w:id="5" w:name="_Toc224476384"/>
+      <w:bookmarkStart w:id="5" w:name="_Toc224664662"/>
       <w:r>
         <w:rPr>
           <w:rFonts w:ascii="Times New Roman" w:hAnsi="Times New Roman" w:cs="Times New Roman"/>
@@ -2505,23 +2682,7 @@
           <w:sz w:val="24"/>
           <w:szCs w:val="24"/>
         </w:rPr>
-        <w:t xml:space="preserve">A </w:t>
-      </w:r>
-      <w:r>
-        <w:rPr>
-          <w:rFonts w:ascii="Times New Roman" w:hAnsi="Times New Roman" w:cs="Times New Roman"/>
-          <w:sz w:val="24"/>
-          <w:szCs w:val="24"/>
-        </w:rPr>
-        <w:t>weboldal</w:t>
-      </w:r>
-      <w:r>
-        <w:rPr>
-          <w:rFonts w:ascii="Times New Roman" w:hAnsi="Times New Roman" w:cs="Times New Roman"/>
-          <w:sz w:val="24"/>
-          <w:szCs w:val="24"/>
-        </w:rPr>
-        <w:t xml:space="preserve"> célja a DreamSmartX okospárna bemutatása. A látogatók itt megismerhetik a termék történetét, funkcióit és előnyeit.</w:t>
+        <w:t>A weboldal célja a DreamSmartX okospárna bemutatása. A látogatók itt megismerhetik a termék történetét, funkcióit és előnyeit.</w:t>
       </w:r>
     </w:p>
     <w:p>
@@ -2678,7 +2839,15 @@
           <w:sz w:val="24"/>
           <w:szCs w:val="24"/>
         </w:rPr>
-        <w:t>Rendelési lehetőség</w:t>
+        <w:t>Az okospárna összehasonlítása és r</w:t>
+      </w:r>
+      <w:r>
+        <w:rPr>
+          <w:rFonts w:ascii="Times New Roman" w:hAnsi="Times New Roman" w:cs="Times New Roman"/>
+          <w:sz w:val="24"/>
+          <w:szCs w:val="24"/>
+        </w:rPr>
+        <w:t>endelési lehetőség</w:t>
       </w:r>
     </w:p>
     <w:p>
@@ -2689,7 +2858,7 @@
           <w:rFonts w:ascii="Times New Roman" w:hAnsi="Times New Roman" w:cs="Times New Roman"/>
         </w:rPr>
       </w:pPr>
-      <w:bookmarkStart w:id="6" w:name="_Toc224476385"/>
+      <w:bookmarkStart w:id="6" w:name="_Toc224664663"/>
       <w:r>
         <w:rPr>
           <w:rFonts w:ascii="Times New Roman" w:hAnsi="Times New Roman" w:cs="Times New Roman"/>
@@ -2726,7 +2895,7 @@
           <w:sz w:val="24"/>
           <w:szCs w:val="24"/>
         </w:rPr>
-        <w:footnoteReference w:id="2"/>
+        <w:footnoteReference w:id="3"/>
       </w:r>
       <w:r>
         <w:rPr>
@@ -2761,7 +2930,7 @@
           <w:rFonts w:ascii="Times New Roman" w:hAnsi="Times New Roman" w:cs="Times New Roman"/>
         </w:rPr>
       </w:pPr>
-      <w:bookmarkStart w:id="7" w:name="_Toc224476386"/>
+      <w:bookmarkStart w:id="7" w:name="_Toc224664664"/>
       <w:r>
         <w:rPr>
           <w:rFonts w:ascii="Times New Roman" w:hAnsi="Times New Roman" w:cs="Times New Roman"/>
@@ -2789,7 +2958,15 @@
           <w:sz w:val="24"/>
           <w:szCs w:val="24"/>
         </w:rPr>
-        <w:t>Ez a rész a termék kifejlesztésével kapcsolatos információkat nyújt az olvasónak.</w:t>
+        <w:t>Ez a rész a termék kifejlesztésével kapcsolatos információkat nyújt az olvasónak</w:t>
+      </w:r>
+      <w:r>
+        <w:rPr>
+          <w:rFonts w:ascii="Times New Roman" w:hAnsi="Times New Roman" w:cs="Times New Roman"/>
+          <w:sz w:val="24"/>
+          <w:szCs w:val="24"/>
+        </w:rPr>
+        <w:t xml:space="preserve"> rövid tömörített formátumban.</w:t>
       </w:r>
     </w:p>
     <w:p>
@@ -2800,7 +2977,7 @@
           <w:rFonts w:ascii="Times New Roman" w:hAnsi="Times New Roman" w:cs="Times New Roman"/>
         </w:rPr>
       </w:pPr>
-      <w:bookmarkStart w:id="8" w:name="_Toc224476387"/>
+      <w:bookmarkStart w:id="8" w:name="_Toc224664665"/>
       <w:r>
         <w:rPr>
           <w:rFonts w:ascii="Times New Roman" w:hAnsi="Times New Roman" w:cs="Times New Roman"/>
@@ -2855,7 +3032,7 @@
           <w:rFonts w:ascii="Times New Roman" w:hAnsi="Times New Roman" w:cs="Times New Roman"/>
         </w:rPr>
       </w:pPr>
-      <w:bookmarkStart w:id="9" w:name="_Toc224476388"/>
+      <w:bookmarkStart w:id="9" w:name="_Toc224664666"/>
       <w:r>
         <w:rPr>
           <w:rFonts w:ascii="Times New Roman" w:hAnsi="Times New Roman" w:cs="Times New Roman"/>
@@ -2883,25 +3060,70 @@
           <w:sz w:val="24"/>
           <w:szCs w:val="24"/>
         </w:rPr>
-        <w:t>Ez a rész az okospárna funkcióit mutatja be egy kis leírással együtt. ha rávisszük az egeret a funkciók bemutatására szánt négyzetekre akkor azok egy kicsit feljebb csúsznak.</w:t>
+        <w:t xml:space="preserve">Ez a rész az okospárna funkcióit mutatja be egy kis leírással együtt. </w:t>
+      </w:r>
+      <w:r>
+        <w:rPr>
+          <w:rFonts w:ascii="Times New Roman" w:hAnsi="Times New Roman" w:cs="Times New Roman"/>
+          <w:sz w:val="24"/>
+          <w:szCs w:val="24"/>
+        </w:rPr>
+        <w:t>H</w:t>
+      </w:r>
+      <w:r>
+        <w:rPr>
+          <w:rFonts w:ascii="Times New Roman" w:hAnsi="Times New Roman" w:cs="Times New Roman"/>
+          <w:sz w:val="24"/>
+          <w:szCs w:val="24"/>
+        </w:rPr>
+        <w:t>a rávisszük az egeret a funkciók bemutatására szánt négyzetekre akkor azok egy kicsit feljebb csúsznak.</w:t>
       </w:r>
     </w:p>
     <w:p>
       <w:pPr>
         <w:pStyle w:val="Cmsor2"/>
-        <w:spacing w:after="120" w:line="276" w:lineRule="auto"/>
-        <w:rPr>
-          <w:rFonts w:ascii="Times New Roman" w:hAnsi="Times New Roman" w:cs="Times New Roman"/>
-        </w:rPr>
-      </w:pPr>
-      <w:bookmarkStart w:id="10" w:name="_Toc224476389"/>
-      <w:r>
-        <w:rPr>
-          <w:rFonts w:ascii="Times New Roman" w:hAnsi="Times New Roman" w:cs="Times New Roman"/>
-        </w:rPr>
-        <w:t>4.5 Rendelési lehetőség</w:t>
+        <w:rPr>
+          <w:rFonts w:ascii="Times New Roman" w:hAnsi="Times New Roman" w:cs="Times New Roman"/>
+        </w:rPr>
+      </w:pPr>
+      <w:bookmarkStart w:id="10" w:name="_Toc224664667"/>
+      <w:r>
+        <w:rPr>
+          <w:rFonts w:ascii="Times New Roman" w:hAnsi="Times New Roman" w:cs="Times New Roman"/>
+        </w:rPr>
+        <w:t>4.5 Az okospárna összehasonlítása és rendelési lehetőség</w:t>
       </w:r>
       <w:bookmarkEnd w:id="10"/>
+    </w:p>
+    <w:p>
+      <w:pPr>
+        <w:tabs>
+          <w:tab w:val="left" w:pos="960"/>
+        </w:tabs>
+        <w:spacing w:line="276" w:lineRule="auto"/>
+        <w:jc w:val="both"/>
+        <w:rPr>
+          <w:rFonts w:ascii="Times New Roman" w:hAnsi="Times New Roman" w:cs="Times New Roman"/>
+          <w:sz w:val="24"/>
+          <w:szCs w:val="24"/>
+        </w:rPr>
+      </w:pPr>
+      <w:r>
+        <w:rPr>
+          <w:rFonts w:ascii="Times New Roman" w:hAnsi="Times New Roman" w:cs="Times New Roman"/>
+          <w:sz w:val="24"/>
+          <w:szCs w:val="24"/>
+        </w:rPr>
+        <w:t>Ebben a részben az okospárna összehasonlítása található egy átlagos, legtöbb üzletben megvásárolható párnával. Ezen táblázat egyúttal bemutatja az okospárna előnyeit is</w:t>
+      </w:r>
+      <w:r>
+        <w:rPr>
+          <w:rFonts w:ascii="Times New Roman" w:hAnsi="Times New Roman" w:cs="Times New Roman"/>
+          <w:sz w:val="24"/>
+          <w:szCs w:val="24"/>
+        </w:rPr>
+        <w:t>.</w:t>
+      </w:r>
     </w:p>
     <w:p>
       <w:pPr>
@@ -2927,32 +3149,13 @@
     </w:p>
     <w:p>
       <w:pPr>
-        <w:spacing w:line="276" w:lineRule="auto"/>
-        <w:jc w:val="both"/>
-        <w:rPr>
-          <w:rFonts w:ascii="Times New Roman" w:hAnsi="Times New Roman" w:cs="Times New Roman"/>
-          <w:sz w:val="24"/>
-          <w:szCs w:val="24"/>
-        </w:rPr>
-      </w:pPr>
-      <w:r>
-        <w:rPr>
-          <w:rFonts w:ascii="Times New Roman" w:hAnsi="Times New Roman" w:cs="Times New Roman"/>
-          <w:sz w:val="24"/>
-          <w:szCs w:val="24"/>
-        </w:rPr>
-        <w:br w:type="page"/>
-      </w:r>
-    </w:p>
-    <w:p>
-      <w:pPr>
         <w:pStyle w:val="Cmsor1"/>
         <w:spacing w:after="120" w:line="276" w:lineRule="auto"/>
         <w:rPr>
           <w:rFonts w:ascii="Times New Roman" w:hAnsi="Times New Roman" w:cs="Times New Roman"/>
         </w:rPr>
       </w:pPr>
-      <w:bookmarkStart w:id="11" w:name="_Toc224476390"/>
+      <w:bookmarkStart w:id="11" w:name="_Toc224664668"/>
       <w:r>
         <w:rPr>
           <w:rFonts w:ascii="Times New Roman" w:hAnsi="Times New Roman" w:cs="Times New Roman"/>
@@ -3315,7 +3518,7 @@
           </mc:Choice>
           <mc:Fallback>
             <w:pict>
-              <v:shape w14:anchorId="0FDFF4C3" id="_x0000_s1027" type="#_x0000_t202" style="position:absolute;margin-left:0;margin-top:494.05pt;width:395pt;height:.05pt;z-index:251663360;visibility:visible;mso-wrap-style:square;mso-wrap-distance-left:9pt;mso-wrap-distance-top:0;mso-wrap-distance-right:9pt;mso-wrap-distance-bottom:0;mso-position-horizontal:center;mso-position-horizontal-relative:margin;mso-position-vertical:absolute;mso-position-vertical-relative:text;v-text-anchor:top" o:gfxdata="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" stroked="f">
+              <v:shape w14:anchorId="0FDFF4C3" id="_x0000_s1028" type="#_x0000_t202" style="position:absolute;margin-left:0;margin-top:494.05pt;width:395pt;height:.05pt;z-index:251663360;visibility:visible;mso-wrap-style:square;mso-wrap-distance-left:9pt;mso-wrap-distance-top:0;mso-wrap-distance-right:9pt;mso-wrap-distance-bottom:0;mso-position-horizontal:center;mso-position-horizontal-relative:margin;mso-position-vertical:absolute;mso-position-vertical-relative:text;v-text-anchor:top" o:gfxdata="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" stroked="f">
                 <v:textbox style="mso-fit-shape-to-text:t" inset="0,0,0,0">
                   <w:txbxContent>
                     <w:p>
@@ -3467,7 +3670,7 @@
           <w:rFonts w:ascii="Times New Roman" w:hAnsi="Times New Roman" w:cs="Times New Roman"/>
         </w:rPr>
       </w:pPr>
-      <w:bookmarkStart w:id="12" w:name="_Toc224476391"/>
+      <w:bookmarkStart w:id="12" w:name="_Toc224664669"/>
       <w:r>
         <w:rPr>
           <w:rFonts w:ascii="Times New Roman" w:hAnsi="Times New Roman" w:cs="Times New Roman"/>
@@ -3563,7 +3766,25 @@
           <w:sz w:val="24"/>
           <w:szCs w:val="24"/>
         </w:rPr>
-        <w:t xml:space="preserve">Összegezve ez a weboldal a DreamsmartX okospárna bemutatására készült és azoknak az embereknek, akiknek addig álmatlan éjszakáik voltak. Egy rendelési lehetőséggel, hogy akinek még nincs ilyen okospárnája és nem alszik jól tudjon belőle rendelni. Szerintünk nagyon jól sikerült a mi okospárnánk és talán nem is tudják milyen sok mindentől függ a jó alvás titka. Köszönjük, hogy meglátogatta weboldalunkat és azt is hogy rendelt belőle </w:t>
+        <w:t xml:space="preserve">Összegezve ez a weboldal a DreamsmartX okospárna bemutatására készült és azoknak az embereknek, akiknek addig álmatlan éjszakáik voltak. Egy rendelési lehetőséggel, hogy akinek még nincs ilyen okospárnája és nem alszik jól tudjon belőle rendelni. Szerintünk nagyon jól sikerült a mi okospárnánk és talán nem is tudják milyen sok mindentől függ a jó alvás titka. Köszönjük, hogy meglátogatta weboldalunkat és azt </w:t>
+      </w:r>
+      <w:proofErr w:type="gramStart"/>
+      <w:r>
+        <w:rPr>
+          <w:rFonts w:ascii="Times New Roman" w:hAnsi="Times New Roman" w:cs="Times New Roman"/>
+          <w:sz w:val="24"/>
+          <w:szCs w:val="24"/>
+        </w:rPr>
+        <w:t>is</w:t>
+      </w:r>
+      <w:proofErr w:type="gramEnd"/>
+      <w:r>
+        <w:rPr>
+          <w:rFonts w:ascii="Times New Roman" w:hAnsi="Times New Roman" w:cs="Times New Roman"/>
+          <w:sz w:val="24"/>
+          <w:szCs w:val="24"/>
+        </w:rPr>
+        <w:t xml:space="preserve"> hogy rendelt belőle </w:t>
       </w:r>
     </w:p>
     <w:p>
@@ -3593,7 +3814,7 @@
           <w:rFonts w:ascii="Times New Roman" w:hAnsi="Times New Roman" w:cs="Times New Roman"/>
         </w:rPr>
       </w:pPr>
-      <w:bookmarkStart w:id="13" w:name="_Toc224476392"/>
+      <w:bookmarkStart w:id="13" w:name="_Toc224664670"/>
       <w:r>
         <w:rPr>
           <w:rFonts w:ascii="Times New Roman" w:hAnsi="Times New Roman" w:cs="Times New Roman"/>
@@ -3622,15 +3843,7 @@
           <w:sz w:val="24"/>
           <w:szCs w:val="24"/>
         </w:rPr>
-        <w:t xml:space="preserve">1. </w:t>
-      </w:r>
-      <w:r>
-        <w:rPr>
-          <w:rFonts w:ascii="Times New Roman" w:hAnsi="Times New Roman" w:cs="Times New Roman"/>
-          <w:sz w:val="24"/>
-          <w:szCs w:val="24"/>
-        </w:rPr>
-        <w:t>https://www.google.com/search?sca_esv=2da575c93e33c7c8&amp;sxsrf=ANbL-n6g5ksJLoOnmRPob4ejW-N8_WTZhg:1773574695066&amp;udm=2&amp;fbs=ADc_l-akmJ9clyHhwEynr9YRwEo_tYQUWp-_aNxOcHgKpLE-YUy1rF_kA3bn_mrSgXcgNhn0lG9RN80gRMxP-A2NGIg7J5gdlXV5DDIdWAtC8_mhva8zYLtVfqyd-IgMRVeOawD0mDfTZp0QXWmBbv-AQP8pYxzUETQr4Pb0gjC49FdHpzao1Q19QqjTNUOuC8lKuFy9_2JwEUzz6P3K_yUg6WVRxQugSg&amp;q=b%C3%B6ng%C3%A9sz%C5%91k&amp;sa=X&amp;ved=2ahUKEwiHj7rN6KGTAxXiygIHHQyDFB4QtKgLegQIGhAB&amp;biw=2560&amp;bih=1279&amp;dpr=1#sv=CAMSVhoyKhBlLTIwa3hZQ0s1OHRvN1NNMg4yMGt4WUNLNTh0bzdTTToOOHJNS2V5UTUwcFFQWk0gBCocCgZtb3NhaWMSEGUtMjBreFlDSzU4dG83U00YADABGAcgndPzkQIwAkoIEAIYAiACKAI</w:t>
+        <w:t>1. https://www.google.com/search?sca_esv=2da575c93e33c7c8&amp;sxsrf=ANbL-n6g5ksJLoOnmRPob4ejW-N8_WTZhg:1773574695066&amp;udm=2&amp;fbs=ADc_l-akmJ9clyHhwEynr9YRwEo_tYQUWp-_aNxOcHgKpLE-YUy1rF_kA3bn_mrSgXcgNhn0lG9RN80gRMxP-A2NGIg7J5gdlXV5DDIdWAtC8_mhva8zYLtVfqyd-IgMRVeOawD0mDfTZp0QXWmBbv-AQP8pYxzUETQr4Pb0gjC49FdHpzao1Q19QqjTNUOuC8lKuFy9_2JwEUzz6P3K_yUg6WVRxQugSg&amp;q=b%C3%B6ng%C3%A9sz%C5%91k&amp;sa=X&amp;ved=2ahUKEwiHj7rN6KGTAxXiygIHHQyDFB4QtKgLegQIGhAB&amp;biw=2560&amp;bih=1279&amp;dpr=1#sv=CAMSVhoyKhBlLTIwa3hZQ0s1OHRvN1NNMg4yMGt4WUNLNTh0bzdTTToOOHJNS2V5UTUwcFFQWk0gBCocCgZtb3NhaWMSEGUtMjBreFlDSzU4dG83U00YADABGAcgndPzkQIwAkoIEAIYAiACKAI</w:t>
       </w:r>
     </w:p>
     <w:p>
@@ -3682,15 +3895,7 @@
           <w:sz w:val="24"/>
           <w:szCs w:val="24"/>
         </w:rPr>
-        <w:t xml:space="preserve">2. </w:t>
-      </w:r>
-      <w:r>
-        <w:rPr>
-          <w:rFonts w:ascii="Times New Roman" w:hAnsi="Times New Roman" w:cs="Times New Roman"/>
-          <w:sz w:val="24"/>
-          <w:szCs w:val="24"/>
-        </w:rPr>
-        <w:t>https://www.google.com/search?q=hhogyan+kell+egy+weboldalt+megnyit%C3%A1sa&amp;sca_esv=2da575c93e33c7c8&amp;udm=2&amp;biw=2560&amp;bih=1279&amp;sxsrf=ANbL-n4eoIyaVrz4s-iEY6lpqGvkc_BEUA%3A1773575839866&amp;ei=n562abbLNOLyi-gPxNb7qAc&amp;ved=0ahUKEwj2lqvv7KGTAxVi-QIHHUTrHnUQ4dUDCBI&amp;uact=5&amp;oq=hhogyan+kell+egy+weboldalt+megnyit%C3%A1sa&amp;gs_lp=Egtnd3Mtd2l6LWltZyImaGhvZ3lhbiBrZWxsIGVneSB3ZWJvbGRhbHQgbWVnbnlpdMOhc2FI-m5Q5RZYz2ZwAngAkAEAmAFcoAGnDKoBAjE5uAEDyAEA-AEBmAICoAIIwgIGEAAYBxgewgIEEAAYHpgDAIgGAZIHATKgB-QBsgcAuAcAwgcFMC4xLjHIBwWACAE&amp;sclient=gws-wiz-img#sv=CAMSVhoyKhBlLThVd2FSenM0WEdTTlZNMg44VXdhUnpzNFhHU05WTToOZkkyTzFYRngzRlplZk0gBCocCgZtb3NhaWMSEGUtOFV3YVJ6czRYR1NOVk0YADABGAcg6faywAQwAkoIEAIYAiACKAI</w:t>
+        <w:t>2. https://www.google.com/search?q=hhogyan+kell+egy+weboldalt+megnyit%C3%A1sa&amp;sca_esv=2da575c93e33c7c8&amp;udm=2&amp;biw=2560&amp;bih=1279&amp;sxsrf=ANbL-n4eoIyaVrz4s-iEY6lpqGvkc_BEUA%3A1773575839866&amp;ei=n562abbLNOLyi-gPxNb7qAc&amp;ved=0ahUKEwj2lqvv7KGTAxVi-QIHHUTrHnUQ4dUDCBI&amp;uact=5&amp;oq=hhogyan+kell+egy+weboldalt+megnyit%C3%A1sa&amp;gs_lp=Egtnd3Mtd2l6LWltZyImaGhvZ3lhbiBrZWxsIGVneSB3ZWJvbGRhbHQgbWVnbnlpdMOhc2FI-m5Q5RZYz2ZwAngAkAEAmAFcoAGnDKoBAjE5uAEDyAEA-AEBmAICoAIIwgIGEAAYBxgewgIEEAAYHpgDAIgGAZIHATKgB-QBsgcAuAcAwgcFMC4xLjHIBwWACAE&amp;sclient=gws-wiz-img#sv=CAMSVhoyKhBlLThVd2FSenM0WEdTTlZNMg44VXdhUnpzNFhHU05WTToOZkkyTzFYRngzRlplZk0gBCocCgZtb3NhaWMSEGUtOFV3YVJ6czRYR1NOVk0YADABGAcg6faywAQwAkoIEAIYAiACKAI</w:t>
       </w:r>
     </w:p>
     <w:p>
@@ -3847,6 +4052,35 @@
     </w:p>
   </w:footnote>
   <w:footnote w:id="2">
+    <w:p>
+      <w:pPr>
+        <w:pStyle w:val="Lbjegyzetszveg"/>
+        <w:rPr>
+          <w:rFonts w:ascii="Times New Roman" w:hAnsi="Times New Roman" w:cs="Times New Roman"/>
+        </w:rPr>
+      </w:pPr>
+      <w:r>
+        <w:rPr>
+          <w:rStyle w:val="Lbjegyzet-hivatkozs"/>
+          <w:rFonts w:ascii="Times New Roman" w:hAnsi="Times New Roman" w:cs="Times New Roman"/>
+        </w:rPr>
+        <w:footnoteRef/>
+      </w:r>
+      <w:r>
+        <w:rPr>
+          <w:rFonts w:ascii="Times New Roman" w:hAnsi="Times New Roman" w:cs="Times New Roman"/>
+        </w:rPr>
+        <w:t xml:space="preserve"> A</w:t>
+      </w:r>
+      <w:r>
+        <w:rPr>
+          <w:rFonts w:ascii="Times New Roman" w:hAnsi="Times New Roman" w:cs="Times New Roman"/>
+        </w:rPr>
+        <w:t xml:space="preserve"> számítógépes rendszereken futó programok, utasítások és adatok összessége, amelyek a hardver működtetését és a feladatok elvégzését teszik lehetővé.</w:t>
+      </w:r>
+    </w:p>
+  </w:footnote>
+  <w:footnote w:id="3">
     <w:p>
       <w:pPr>
         <w:pStyle w:val="Lbjegyzetszveg"/>
@@ -5315,7 +5549,6 @@
   <w:style w:type="character" w:default="1" w:styleId="Bekezdsalapbettpusa">
     <w:name w:val="Default Paragraph Font"/>
     <w:uiPriority w:val="1"/>
-    <w:semiHidden/>
     <w:unhideWhenUsed/>
   </w:style>
   <w:style w:type="table" w:default="1" w:styleId="Normltblzat">

--- a/felhasználói dokumentáció.docx
+++ b/felhasználói dokumentáció.docx
@@ -17,7 +17,14 @@
           <w:rFonts w:ascii="Times New Roman" w:hAnsi="Times New Roman" w:cs="Times New Roman"/>
           <w:u w:val="single"/>
         </w:rPr>
-        <w:t>felhasználói dokumentáció</w:t>
+        <w:t>F</w:t>
+      </w:r>
+      <w:r>
+        <w:rPr>
+          <w:rFonts w:ascii="Times New Roman" w:hAnsi="Times New Roman" w:cs="Times New Roman"/>
+          <w:u w:val="single"/>
+        </w:rPr>
+        <w:t>elhasználói dokumentáció</w:t>
       </w:r>
     </w:p>
     <w:p>
@@ -2839,15 +2846,7 @@
           <w:sz w:val="24"/>
           <w:szCs w:val="24"/>
         </w:rPr>
-        <w:t>Az okospárna összehasonlítása és r</w:t>
-      </w:r>
-      <w:r>
-        <w:rPr>
-          <w:rFonts w:ascii="Times New Roman" w:hAnsi="Times New Roman" w:cs="Times New Roman"/>
-          <w:sz w:val="24"/>
-          <w:szCs w:val="24"/>
-        </w:rPr>
-        <w:t>endelési lehetőség</w:t>
+        <w:t>Az okospárna összehasonlítása és rendelési lehetőség</w:t>
       </w:r>
     </w:p>
     <w:p>
@@ -3365,6 +3364,66 @@
       </w:pPr>
       <w:r>
         <w:rPr>
+          <w:noProof/>
+        </w:rPr>
+        <w:drawing>
+          <wp:anchor distT="0" distB="0" distL="114300" distR="114300" simplePos="0" relativeHeight="251667456" behindDoc="0" locked="0" layoutInCell="1" allowOverlap="1" wp14:anchorId="376FDA3D" wp14:editId="15B09089">
+            <wp:simplePos x="0" y="0"/>
+            <wp:positionH relativeFrom="margin">
+              <wp:align>center</wp:align>
+            </wp:positionH>
+            <wp:positionV relativeFrom="margin">
+              <wp:posOffset>2369185</wp:posOffset>
+            </wp:positionV>
+            <wp:extent cx="5118100" cy="6246145"/>
+            <wp:effectExtent l="0" t="0" r="6350" b="2540"/>
+            <wp:wrapSquare wrapText="bothSides"/>
+            <wp:docPr id="305019819" name="Kép 1"/>
+            <wp:cNvGraphicFramePr>
+              <a:graphicFrameLocks xmlns:a="http://schemas.openxmlformats.org/drawingml/2006/main" noChangeAspect="1"/>
+            </wp:cNvGraphicFramePr>
+            <a:graphic xmlns:a="http://schemas.openxmlformats.org/drawingml/2006/main">
+              <a:graphicData uri="http://schemas.openxmlformats.org/drawingml/2006/picture">
+                <pic:pic xmlns:pic="http://schemas.openxmlformats.org/drawingml/2006/picture">
+                  <pic:nvPicPr>
+                    <pic:cNvPr id="305019819" name=""/>
+                    <pic:cNvPicPr/>
+                  </pic:nvPicPr>
+                  <pic:blipFill>
+                    <a:blip r:embed="rId10">
+                      <a:extLst>
+                        <a:ext uri="{28A0092B-C50C-407E-A947-70E740481C1C}">
+                          <a14:useLocalDpi xmlns:a14="http://schemas.microsoft.com/office/drawing/2010/main" val="0"/>
+                        </a:ext>
+                      </a:extLst>
+                    </a:blip>
+                    <a:stretch>
+                      <a:fillRect/>
+                    </a:stretch>
+                  </pic:blipFill>
+                  <pic:spPr>
+                    <a:xfrm>
+                      <a:off x="0" y="0"/>
+                      <a:ext cx="5118100" cy="6246145"/>
+                    </a:xfrm>
+                    <a:prstGeom prst="rect">
+                      <a:avLst/>
+                    </a:prstGeom>
+                  </pic:spPr>
+                </pic:pic>
+              </a:graphicData>
+            </a:graphic>
+            <wp14:sizeRelH relativeFrom="margin">
+              <wp14:pctWidth>0</wp14:pctWidth>
+            </wp14:sizeRelH>
+            <wp14:sizeRelV relativeFrom="margin">
+              <wp14:pctHeight>0</wp14:pctHeight>
+            </wp14:sizeRelV>
+          </wp:anchor>
+        </w:drawing>
+      </w:r>
+      <w:r>
+        <w:rPr>
           <w:rFonts w:ascii="Times New Roman" w:hAnsi="Times New Roman" w:cs="Times New Roman"/>
           <w:sz w:val="24"/>
           <w:szCs w:val="24"/>
@@ -3384,38 +3443,25 @@
           <w:szCs w:val="24"/>
         </w:rPr>
       </w:pPr>
-    </w:p>
-    <w:p>
-      <w:pPr>
-        <w:spacing w:line="276" w:lineRule="auto"/>
-        <w:rPr>
-          <w:rFonts w:ascii="Times New Roman" w:hAnsi="Times New Roman" w:cs="Times New Roman"/>
-          <w:sz w:val="24"/>
-          <w:szCs w:val="24"/>
-        </w:rPr>
-      </w:pPr>
-      <w:r>
-        <w:rPr>
-          <w:rFonts w:ascii="Times New Roman" w:hAnsi="Times New Roman" w:cs="Times New Roman"/>
+      <w:r>
+        <w:rPr>
           <w:noProof/>
-          <w:sz w:val="24"/>
-          <w:szCs w:val="24"/>
         </w:rPr>
         <mc:AlternateContent>
           <mc:Choice Requires="wps">
             <w:drawing>
-              <wp:anchor distT="0" distB="0" distL="114300" distR="114300" simplePos="0" relativeHeight="251663360" behindDoc="0" locked="0" layoutInCell="1" allowOverlap="1" wp14:anchorId="0FDFF4C3" wp14:editId="3218DBAD">
+              <wp:anchor distT="0" distB="0" distL="114300" distR="114300" simplePos="0" relativeHeight="251669504" behindDoc="0" locked="0" layoutInCell="1" allowOverlap="1" wp14:anchorId="2CE7E0D5" wp14:editId="09BF4919">
                 <wp:simplePos x="0" y="0"/>
-                <wp:positionH relativeFrom="margin">
-                  <wp:align>center</wp:align>
+                <wp:positionH relativeFrom="column">
+                  <wp:posOffset>356235</wp:posOffset>
                 </wp:positionH>
                 <wp:positionV relativeFrom="paragraph">
-                  <wp:posOffset>6274435</wp:posOffset>
+                  <wp:posOffset>6262370</wp:posOffset>
                 </wp:positionV>
-                <wp:extent cx="5016500" cy="635"/>
+                <wp:extent cx="5042535" cy="635"/>
                 <wp:effectExtent l="0" t="0" r="0" b="0"/>
                 <wp:wrapSquare wrapText="bothSides"/>
-                <wp:docPr id="1813985602" name="Szövegdoboz 1"/>
+                <wp:docPr id="1500623113" name="Szövegdoboz 1"/>
                 <wp:cNvGraphicFramePr/>
                 <a:graphic xmlns:a="http://schemas.openxmlformats.org/drawingml/2006/main">
                   <a:graphicData uri="http://schemas.microsoft.com/office/word/2010/wordprocessingShape">
@@ -3424,7 +3470,7 @@
                       <wps:spPr>
                         <a:xfrm>
                           <a:off x="0" y="0"/>
-                          <a:ext cx="5016500" cy="635"/>
+                          <a:ext cx="5042535" cy="635"/>
                         </a:xfrm>
                         <a:prstGeom prst="rect">
                           <a:avLst/>
@@ -3443,62 +3489,42 @@
                               <w:pStyle w:val="Kpalrs"/>
                               <w:jc w:val="center"/>
                               <w:rPr>
-                                <w:rFonts w:ascii="Times New Roman" w:hAnsi="Times New Roman" w:cs="Times New Roman"/>
-                                <w:sz w:val="20"/>
-                                <w:szCs w:val="20"/>
+                                <w:noProof/>
+                                <w:sz w:val="22"/>
+                                <w:szCs w:val="22"/>
                               </w:rPr>
                             </w:pPr>
                             <w:r>
                               <w:rPr>
-                                <w:rFonts w:ascii="Times New Roman" w:hAnsi="Times New Roman" w:cs="Times New Roman"/>
                                 <w:noProof/>
-                                <w:sz w:val="20"/>
-                                <w:szCs w:val="20"/>
                               </w:rPr>
                               <w:fldChar w:fldCharType="begin"/>
                             </w:r>
                             <w:r>
                               <w:rPr>
-                                <w:rFonts w:ascii="Times New Roman" w:hAnsi="Times New Roman" w:cs="Times New Roman"/>
                                 <w:noProof/>
-                                <w:sz w:val="20"/>
-                                <w:szCs w:val="20"/>
                               </w:rPr>
                               <w:instrText xml:space="preserve"> SEQ ábra \* ARABIC </w:instrText>
                             </w:r>
                             <w:r>
                               <w:rPr>
-                                <w:rFonts w:ascii="Times New Roman" w:hAnsi="Times New Roman" w:cs="Times New Roman"/>
                                 <w:noProof/>
-                                <w:sz w:val="20"/>
-                                <w:szCs w:val="20"/>
                               </w:rPr>
                               <w:fldChar w:fldCharType="separate"/>
                             </w:r>
                             <w:r>
                               <w:rPr>
-                                <w:rFonts w:ascii="Times New Roman" w:hAnsi="Times New Roman" w:cs="Times New Roman"/>
                                 <w:noProof/>
-                                <w:sz w:val="20"/>
-                                <w:szCs w:val="20"/>
                               </w:rPr>
                               <w:t>3</w:t>
                             </w:r>
                             <w:r>
                               <w:rPr>
-                                <w:rFonts w:ascii="Times New Roman" w:hAnsi="Times New Roman" w:cs="Times New Roman"/>
                                 <w:noProof/>
-                                <w:sz w:val="20"/>
-                                <w:szCs w:val="20"/>
                               </w:rPr>
                               <w:fldChar w:fldCharType="end"/>
                             </w:r>
                             <w:r>
-                              <w:rPr>
-                                <w:rFonts w:ascii="Times New Roman" w:hAnsi="Times New Roman" w:cs="Times New Roman"/>
-                                <w:sz w:val="20"/>
-                                <w:szCs w:val="20"/>
-                              </w:rPr>
                               <w:t>. ábra: Rendelési oldal</w:t>
                             </w:r>
                           </w:p>
@@ -3518,7 +3544,7 @@
           </mc:Choice>
           <mc:Fallback>
             <w:pict>
-              <v:shape w14:anchorId="0FDFF4C3" id="_x0000_s1028" type="#_x0000_t202" style="position:absolute;margin-left:0;margin-top:494.05pt;width:395pt;height:.05pt;z-index:251663360;visibility:visible;mso-wrap-style:square;mso-wrap-distance-left:9pt;mso-wrap-distance-top:0;mso-wrap-distance-right:9pt;mso-wrap-distance-bottom:0;mso-position-horizontal:center;mso-position-horizontal-relative:margin;mso-position-vertical:absolute;mso-position-vertical-relative:text;v-text-anchor:top" o:gfxdata="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" stroked="f">
+              <v:shape w14:anchorId="2CE7E0D5" id="_x0000_s1028" type="#_x0000_t202" style="position:absolute;margin-left:28.05pt;margin-top:493.1pt;width:397.05pt;height:.05pt;z-index:251669504;visibility:visible;mso-wrap-style:square;mso-wrap-distance-left:9pt;mso-wrap-distance-top:0;mso-wrap-distance-right:9pt;mso-wrap-distance-bottom:0;mso-position-horizontal:absolute;mso-position-horizontal-relative:text;mso-position-vertical:absolute;mso-position-vertical-relative:text;v-text-anchor:top" o:gfxdata="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" stroked="f">
                 <v:textbox style="mso-fit-shape-to-text:t" inset="0,0,0,0">
                   <w:txbxContent>
                     <w:p>
@@ -3526,140 +3552,52 @@
                         <w:pStyle w:val="Kpalrs"/>
                         <w:jc w:val="center"/>
                         <w:rPr>
-                          <w:rFonts w:ascii="Times New Roman" w:hAnsi="Times New Roman" w:cs="Times New Roman"/>
-                          <w:sz w:val="20"/>
-                          <w:szCs w:val="20"/>
+                          <w:noProof/>
+                          <w:sz w:val="22"/>
+                          <w:szCs w:val="22"/>
                         </w:rPr>
                       </w:pPr>
                       <w:r>
                         <w:rPr>
-                          <w:rFonts w:ascii="Times New Roman" w:hAnsi="Times New Roman" w:cs="Times New Roman"/>
                           <w:noProof/>
-                          <w:sz w:val="20"/>
-                          <w:szCs w:val="20"/>
                         </w:rPr>
                         <w:fldChar w:fldCharType="begin"/>
                       </w:r>
                       <w:r>
                         <w:rPr>
-                          <w:rFonts w:ascii="Times New Roman" w:hAnsi="Times New Roman" w:cs="Times New Roman"/>
                           <w:noProof/>
-                          <w:sz w:val="20"/>
-                          <w:szCs w:val="20"/>
                         </w:rPr>
                         <w:instrText xml:space="preserve"> SEQ ábra \* ARABIC </w:instrText>
                       </w:r>
                       <w:r>
                         <w:rPr>
-                          <w:rFonts w:ascii="Times New Roman" w:hAnsi="Times New Roman" w:cs="Times New Roman"/>
                           <w:noProof/>
-                          <w:sz w:val="20"/>
-                          <w:szCs w:val="20"/>
                         </w:rPr>
                         <w:fldChar w:fldCharType="separate"/>
                       </w:r>
                       <w:r>
                         <w:rPr>
-                          <w:rFonts w:ascii="Times New Roman" w:hAnsi="Times New Roman" w:cs="Times New Roman"/>
                           <w:noProof/>
-                          <w:sz w:val="20"/>
-                          <w:szCs w:val="20"/>
                         </w:rPr>
                         <w:t>3</w:t>
                       </w:r>
                       <w:r>
                         <w:rPr>
-                          <w:rFonts w:ascii="Times New Roman" w:hAnsi="Times New Roman" w:cs="Times New Roman"/>
                           <w:noProof/>
-                          <w:sz w:val="20"/>
-                          <w:szCs w:val="20"/>
                         </w:rPr>
                         <w:fldChar w:fldCharType="end"/>
                       </w:r>
                       <w:r>
-                        <w:rPr>
-                          <w:rFonts w:ascii="Times New Roman" w:hAnsi="Times New Roman" w:cs="Times New Roman"/>
-                          <w:sz w:val="20"/>
-                          <w:szCs w:val="20"/>
-                        </w:rPr>
                         <w:t>. ábra: Rendelési oldal</w:t>
                       </w:r>
                     </w:p>
                   </w:txbxContent>
                 </v:textbox>
-                <w10:wrap type="square" anchorx="margin"/>
+                <w10:wrap type="square"/>
               </v:shape>
             </w:pict>
           </mc:Fallback>
         </mc:AlternateContent>
-      </w:r>
-      <w:r>
-        <w:rPr>
-          <w:rFonts w:ascii="Times New Roman" w:hAnsi="Times New Roman" w:cs="Times New Roman"/>
-          <w:noProof/>
-          <w:sz w:val="24"/>
-          <w:szCs w:val="24"/>
-        </w:rPr>
-        <w:drawing>
-          <wp:anchor distT="0" distB="0" distL="114300" distR="114300" simplePos="0" relativeHeight="251661312" behindDoc="0" locked="0" layoutInCell="1" allowOverlap="1" wp14:anchorId="1817AF7E" wp14:editId="2AB3968C">
-            <wp:simplePos x="0" y="0"/>
-            <wp:positionH relativeFrom="margin">
-              <wp:align>center</wp:align>
-            </wp:positionH>
-            <wp:positionV relativeFrom="margin">
-              <wp:posOffset>2357755</wp:posOffset>
-            </wp:positionV>
-            <wp:extent cx="5016500" cy="6276975"/>
-            <wp:effectExtent l="0" t="0" r="0" b="9525"/>
-            <wp:wrapSquare wrapText="bothSides"/>
-            <wp:docPr id="478965278" name="Kép 1"/>
-            <wp:cNvGraphicFramePr>
-              <a:graphicFrameLocks xmlns:a="http://schemas.openxmlformats.org/drawingml/2006/main" noChangeAspect="1"/>
-            </wp:cNvGraphicFramePr>
-            <a:graphic xmlns:a="http://schemas.openxmlformats.org/drawingml/2006/main">
-              <a:graphicData uri="http://schemas.openxmlformats.org/drawingml/2006/picture">
-                <pic:pic xmlns:pic="http://schemas.openxmlformats.org/drawingml/2006/picture">
-                  <pic:nvPicPr>
-                    <pic:cNvPr id="478965278" name=""/>
-                    <pic:cNvPicPr/>
-                  </pic:nvPicPr>
-                  <pic:blipFill>
-                    <a:blip r:embed="rId10">
-                      <a:extLst>
-                        <a:ext uri="{28A0092B-C50C-407E-A947-70E740481C1C}">
-                          <a14:useLocalDpi xmlns:a14="http://schemas.microsoft.com/office/drawing/2010/main" val="0"/>
-                        </a:ext>
-                      </a:extLst>
-                    </a:blip>
-                    <a:stretch>
-                      <a:fillRect/>
-                    </a:stretch>
-                  </pic:blipFill>
-                  <pic:spPr>
-                    <a:xfrm>
-                      <a:off x="0" y="0"/>
-                      <a:ext cx="5016500" cy="6276975"/>
-                    </a:xfrm>
-                    <a:prstGeom prst="rect">
-                      <a:avLst/>
-                    </a:prstGeom>
-                  </pic:spPr>
-                </pic:pic>
-              </a:graphicData>
-            </a:graphic>
-            <wp14:sizeRelV relativeFrom="margin">
-              <wp14:pctHeight>0</wp14:pctHeight>
-            </wp14:sizeRelV>
-          </wp:anchor>
-        </w:drawing>
-      </w:r>
-      <w:r>
-        <w:rPr>
-          <w:rFonts w:ascii="Times New Roman" w:hAnsi="Times New Roman" w:cs="Times New Roman"/>
-          <w:sz w:val="24"/>
-          <w:szCs w:val="24"/>
-        </w:rPr>
-        <w:br w:type="page"/>
       </w:r>
     </w:p>
     <w:p>
@@ -4070,13 +4008,7 @@
         <w:rPr>
           <w:rFonts w:ascii="Times New Roman" w:hAnsi="Times New Roman" w:cs="Times New Roman"/>
         </w:rPr>
-        <w:t xml:space="preserve"> A</w:t>
-      </w:r>
-      <w:r>
-        <w:rPr>
-          <w:rFonts w:ascii="Times New Roman" w:hAnsi="Times New Roman" w:cs="Times New Roman"/>
-        </w:rPr>
-        <w:t xml:space="preserve"> számítógépes rendszereken futó programok, utasítások és adatok összessége, amelyek a hardver működtetését és a feladatok elvégzését teszik lehetővé.</w:t>
+        <w:t xml:space="preserve"> A számítógépes rendszereken futó programok, utasítások és adatok összessége, amelyek a hardver működtetését és a feladatok elvégzését teszik lehetővé.</w:t>
       </w:r>
     </w:p>
   </w:footnote>
@@ -5549,6 +5481,7 @@
   <w:style w:type="character" w:default="1" w:styleId="Bekezdsalapbettpusa">
     <w:name w:val="Default Paragraph Font"/>
     <w:uiPriority w:val="1"/>
+    <w:semiHidden/>
     <w:unhideWhenUsed/>
   </w:style>
   <w:style w:type="table" w:default="1" w:styleId="Normltblzat">
